--- a/提交材料/07_飞书功能模块说明.docx
+++ b/提交材料/07_飞书功能模块说明.docx
@@ -1029,6 +1029,22 @@
     </w:p>
     <w:p>
       <w:pPr>
+        <w:pStyle w:val="Heading2"/>
+      </w:pPr>
+      <w:r>
+        <w:t>4（一）特殊停机取舍的飞书闭环</w:t>
+      </w:r>
+    </w:p>
+    <w:p>
+      <w:r>
+        <w:rPr>
+          <w:rFonts w:ascii="Calibri" w:hAnsi="Calibri" w:eastAsia="Microsoft YaHei"/>
+        </w:rPr>
+        <w:t>当流程确实无法维持连续时，调控师不直接下达停机指令，而是生成取舍卡片：列出停空分、停合成气轮机、停下游装置等备选方案的安全影响、重启时间、废料损失、人员物料成本和对主流程的影响。卡片进入班长/主管审批，执行结果和实际损失写入Base复盘库，作为下一次同类场景的专家规则样本。</w:t>
+      </w:r>
+    </w:p>
+    <w:p>
+      <w:pPr>
         <w:pStyle w:val="Heading1"/>
       </w:pPr>
       <w:r>

--- a/提交材料/07_飞书功能模块说明.docx
+++ b/提交材料/07_飞书功能模块说明.docx
@@ -46,6 +46,353 @@
         <w:t>飞书在本方案中承担“组织操作层”：算法负责算清目标负荷、风险边界和收益口径，飞书负责把建议送到当班人员、推动审批、监督执行、沉淀复盘，并把真实采纳效果反馈给知识库。这个模块不是普通通知工具，而是让合成氨调度建议从“可计算”变成“可执行、可追责、可传承”的关键链路。</w:t>
       </w:r>
     </w:p>
+    <w:p>
+      <w:pPr>
+        <w:pStyle w:val="Heading2"/>
+      </w:pPr>
+      <w:r>
+        <w:t>1（一）围绕决赛主线的飞书动作</w:t>
+      </w:r>
+    </w:p>
+    <w:tbl>
+      <w:tblPr>
+        <w:tblStyle w:val="TableGrid"/>
+        <w:tblW w:type="auto" w:w="0"/>
+        <w:jc w:val="center"/>
+        <w:tblLayout w:type="fixed"/>
+        <w:tblLook w:firstColumn="1" w:firstRow="1" w:lastColumn="0" w:lastRow="0" w:noHBand="0" w:noVBand="1" w:val="04A0"/>
+      </w:tblPr>
+      <w:tblGrid>
+        <w:gridCol w:w="3255"/>
+        <w:gridCol w:w="3255"/>
+        <w:gridCol w:w="3255"/>
+      </w:tblGrid>
+      <w:tr>
+        <w:tc>
+          <w:tcPr>
+            <w:tcW w:type="dxa" w:w="1944"/>
+            <w:shd w:fill="EAF2F8"/>
+            <w:tcMar>
+              <w:top w:w="90" w:type="dxa"/>
+              <w:start w:w="120" w:type="dxa"/>
+              <w:bottom w:w="90" w:type="dxa"/>
+              <w:end w:w="120" w:type="dxa"/>
+            </w:tcMar>
+          </w:tcPr>
+          <w:p>
+            <w:r>
+              <w:rPr>
+                <w:rFonts w:ascii="Calibri" w:hAnsi="Calibri" w:eastAsia="Microsoft YaHei"/>
+                <w:b/>
+              </w:rPr>
+              <w:t>方向</w:t>
+            </w:r>
+          </w:p>
+        </w:tc>
+        <w:tc>
+          <w:tcPr>
+            <w:tcW w:type="dxa" w:w="4464"/>
+            <w:shd w:fill="EAF2F8"/>
+            <w:tcMar>
+              <w:top w:w="90" w:type="dxa"/>
+              <w:start w:w="120" w:type="dxa"/>
+              <w:bottom w:w="90" w:type="dxa"/>
+              <w:end w:w="120" w:type="dxa"/>
+            </w:tcMar>
+          </w:tcPr>
+          <w:p>
+            <w:r>
+              <w:rPr>
+                <w:rFonts w:ascii="Calibri" w:hAnsi="Calibri" w:eastAsia="Microsoft YaHei"/>
+                <w:b/>
+              </w:rPr>
+              <w:t>飞书动作</w:t>
+            </w:r>
+          </w:p>
+        </w:tc>
+        <w:tc>
+          <w:tcPr>
+            <w:tcW w:type="dxa" w:w="2808"/>
+            <w:shd w:fill="EAF2F8"/>
+            <w:tcMar>
+              <w:top w:w="90" w:type="dxa"/>
+              <w:start w:w="120" w:type="dxa"/>
+              <w:bottom w:w="90" w:type="dxa"/>
+              <w:end w:w="120" w:type="dxa"/>
+            </w:tcMar>
+          </w:tcPr>
+          <w:p>
+            <w:r>
+              <w:rPr>
+                <w:rFonts w:ascii="Calibri" w:hAnsi="Calibri" w:eastAsia="Microsoft YaHei"/>
+                <w:b/>
+              </w:rPr>
+              <w:t>沉淀结果</w:t>
+            </w:r>
+          </w:p>
+        </w:tc>
+      </w:tr>
+      <w:tr>
+        <w:tc>
+          <w:tcPr>
+            <w:tcW w:type="dxa" w:w="1944"/>
+            <w:vAlign w:val="center"/>
+            <w:tcMar>
+              <w:top w:w="90" w:type="dxa"/>
+              <w:start w:w="120" w:type="dxa"/>
+              <w:bottom w:w="90" w:type="dxa"/>
+              <w:end w:w="120" w:type="dxa"/>
+            </w:tcMar>
+          </w:tcPr>
+          <w:p>
+            <w:r>
+              <w:rPr>
+                <w:rFonts w:ascii="Calibri" w:hAnsi="Calibri" w:eastAsia="Microsoft YaHei"/>
+                <w:sz w:val="18"/>
+              </w:rPr>
+              <w:t>产供销主赛道</w:t>
+            </w:r>
+          </w:p>
+        </w:tc>
+        <w:tc>
+          <w:tcPr>
+            <w:tcW w:type="dxa" w:w="4464"/>
+            <w:vAlign w:val="center"/>
+            <w:tcMar>
+              <w:top w:w="90" w:type="dxa"/>
+              <w:start w:w="120" w:type="dxa"/>
+              <w:bottom w:w="90" w:type="dxa"/>
+              <w:end w:w="120" w:type="dxa"/>
+            </w:tcMar>
+          </w:tcPr>
+          <w:p>
+            <w:r>
+              <w:rPr>
+                <w:rFonts w:ascii="Calibri" w:hAnsi="Calibri" w:eastAsia="Microsoft YaHei"/>
+                <w:sz w:val="18"/>
+              </w:rPr>
+              <w:t>卡片推送液氨去向、边际贡献排序、保供/降负荷/停产/外采建议；高风险取舍进入审批。</w:t>
+            </w:r>
+          </w:p>
+        </w:tc>
+        <w:tc>
+          <w:tcPr>
+            <w:tcW w:type="dxa" w:w="2808"/>
+            <w:vAlign w:val="center"/>
+            <w:tcMar>
+              <w:top w:w="90" w:type="dxa"/>
+              <w:start w:w="120" w:type="dxa"/>
+              <w:bottom w:w="90" w:type="dxa"/>
+              <w:end w:w="120" w:type="dxa"/>
+            </w:tcMar>
+          </w:tcPr>
+          <w:p>
+            <w:r>
+              <w:rPr>
+                <w:rFonts w:ascii="Calibri" w:hAnsi="Calibri" w:eastAsia="Microsoft YaHei"/>
+                <w:sz w:val="18"/>
+              </w:rPr>
+              <w:t>产品结构调整原因、确认人、实际贡献、未采纳原因。</w:t>
+            </w:r>
+          </w:p>
+        </w:tc>
+      </w:tr>
+      <w:tr>
+        <w:tc>
+          <w:tcPr>
+            <w:tcW w:type="dxa" w:w="1944"/>
+            <w:vAlign w:val="center"/>
+            <w:tcMar>
+              <w:top w:w="90" w:type="dxa"/>
+              <w:start w:w="120" w:type="dxa"/>
+              <w:bottom w:w="90" w:type="dxa"/>
+              <w:end w:w="120" w:type="dxa"/>
+            </w:tcMar>
+          </w:tcPr>
+          <w:p>
+            <w:r>
+              <w:rPr>
+                <w:rFonts w:ascii="Calibri" w:hAnsi="Calibri" w:eastAsia="Microsoft YaHei"/>
+                <w:sz w:val="18"/>
+              </w:rPr>
+              <w:t>稳产波动吸收</w:t>
+            </w:r>
+          </w:p>
+        </w:tc>
+        <w:tc>
+          <w:tcPr>
+            <w:tcW w:type="dxa" w:w="4464"/>
+            <w:vAlign w:val="center"/>
+            <w:tcMar>
+              <w:top w:w="90" w:type="dxa"/>
+              <w:start w:w="120" w:type="dxa"/>
+              <w:bottom w:w="90" w:type="dxa"/>
+              <w:end w:w="120" w:type="dxa"/>
+            </w:tcMar>
+          </w:tcPr>
+          <w:p>
+            <w:r>
+              <w:rPr>
+                <w:rFonts w:ascii="Calibri" w:hAnsi="Calibri" w:eastAsia="Microsoft YaHei"/>
+                <w:sz w:val="18"/>
+              </w:rPr>
+              <w:t>下游需求、能源、公辅、库存波动触发任务清单，提醒复核负荷节奏和流程连续性。</w:t>
+            </w:r>
+          </w:p>
+        </w:tc>
+        <w:tc>
+          <w:tcPr>
+            <w:tcW w:type="dxa" w:w="2808"/>
+            <w:vAlign w:val="center"/>
+            <w:tcMar>
+              <w:top w:w="90" w:type="dxa"/>
+              <w:start w:w="120" w:type="dxa"/>
+              <w:bottom w:w="90" w:type="dxa"/>
+              <w:end w:w="120" w:type="dxa"/>
+            </w:tcMar>
+          </w:tcPr>
+          <w:p>
+            <w:r>
+              <w:rPr>
+                <w:rFonts w:ascii="Calibri" w:hAnsi="Calibri" w:eastAsia="Microsoft YaHei"/>
+                <w:sz w:val="18"/>
+              </w:rPr>
+              <w:t>波动来源、吸收动作、执行偏差、回滚条件。</w:t>
+            </w:r>
+          </w:p>
+        </w:tc>
+      </w:tr>
+      <w:tr>
+        <w:tc>
+          <w:tcPr>
+            <w:tcW w:type="dxa" w:w="1944"/>
+            <w:vAlign w:val="center"/>
+            <w:tcMar>
+              <w:top w:w="90" w:type="dxa"/>
+              <w:start w:w="120" w:type="dxa"/>
+              <w:bottom w:w="90" w:type="dxa"/>
+              <w:end w:w="120" w:type="dxa"/>
+            </w:tcMar>
+          </w:tcPr>
+          <w:p>
+            <w:r>
+              <w:rPr>
+                <w:rFonts w:ascii="Calibri" w:hAnsi="Calibri" w:eastAsia="Microsoft YaHei"/>
+                <w:sz w:val="18"/>
+              </w:rPr>
+              <w:t>设备弱信号预警</w:t>
+            </w:r>
+          </w:p>
+        </w:tc>
+        <w:tc>
+          <w:tcPr>
+            <w:tcW w:type="dxa" w:w="4464"/>
+            <w:vAlign w:val="center"/>
+            <w:tcMar>
+              <w:top w:w="90" w:type="dxa"/>
+              <w:start w:w="120" w:type="dxa"/>
+              <w:bottom w:w="90" w:type="dxa"/>
+              <w:end w:w="120" w:type="dxa"/>
+            </w:tcMar>
+          </w:tcPr>
+          <w:p>
+            <w:r>
+              <w:rPr>
+                <w:rFonts w:ascii="Calibri" w:hAnsi="Calibri" w:eastAsia="Microsoft YaHei"/>
+                <w:sz w:val="18"/>
+              </w:rPr>
+              <w:t>压缩机、机组、合成塔黄灯提醒进入设备/班长任务，不直接开停机。</w:t>
+            </w:r>
+          </w:p>
+        </w:tc>
+        <w:tc>
+          <w:tcPr>
+            <w:tcW w:type="dxa" w:w="2808"/>
+            <w:vAlign w:val="center"/>
+            <w:tcMar>
+              <w:top w:w="90" w:type="dxa"/>
+              <w:start w:w="120" w:type="dxa"/>
+              <w:bottom w:w="90" w:type="dxa"/>
+              <w:end w:w="120" w:type="dxa"/>
+            </w:tcMar>
+          </w:tcPr>
+          <w:p>
+            <w:r>
+              <w:rPr>
+                <w:rFonts w:ascii="Calibri" w:hAnsi="Calibri" w:eastAsia="Microsoft YaHei"/>
+                <w:sz w:val="18"/>
+              </w:rPr>
+              <w:t>趋势点位、检查项、通知对象、处置结果。</w:t>
+            </w:r>
+          </w:p>
+        </w:tc>
+      </w:tr>
+      <w:tr>
+        <w:tc>
+          <w:tcPr>
+            <w:tcW w:type="dxa" w:w="1944"/>
+            <w:vAlign w:val="center"/>
+            <w:tcMar>
+              <w:top w:w="90" w:type="dxa"/>
+              <w:start w:w="120" w:type="dxa"/>
+              <w:bottom w:w="90" w:type="dxa"/>
+              <w:end w:w="120" w:type="dxa"/>
+            </w:tcMar>
+          </w:tcPr>
+          <w:p>
+            <w:r>
+              <w:rPr>
+                <w:rFonts w:ascii="Calibri" w:hAnsi="Calibri" w:eastAsia="Microsoft YaHei"/>
+                <w:sz w:val="18"/>
+              </w:rPr>
+              <w:t>经验传承</w:t>
+            </w:r>
+          </w:p>
+        </w:tc>
+        <w:tc>
+          <w:tcPr>
+            <w:tcW w:type="dxa" w:w="4464"/>
+            <w:vAlign w:val="center"/>
+            <w:tcMar>
+              <w:top w:w="90" w:type="dxa"/>
+              <w:start w:w="120" w:type="dxa"/>
+              <w:bottom w:w="90" w:type="dxa"/>
+              <w:end w:w="120" w:type="dxa"/>
+            </w:tcMar>
+          </w:tcPr>
+          <w:p>
+            <w:r>
+              <w:rPr>
+                <w:rFonts w:ascii="Calibri" w:hAnsi="Calibri" w:eastAsia="Microsoft YaHei"/>
+                <w:sz w:val="18"/>
+              </w:rPr>
+              <w:t>班后复盘写入Base，Aily读取授权知识源回答新人追问。</w:t>
+            </w:r>
+          </w:p>
+        </w:tc>
+        <w:tc>
+          <w:tcPr>
+            <w:tcW w:type="dxa" w:w="2808"/>
+            <w:vAlign w:val="center"/>
+            <w:tcMar>
+              <w:top w:w="90" w:type="dxa"/>
+              <w:start w:w="120" w:type="dxa"/>
+              <w:bottom w:w="90" w:type="dxa"/>
+              <w:end w:w="120" w:type="dxa"/>
+            </w:tcMar>
+          </w:tcPr>
+          <w:p>
+            <w:r>
+              <w:rPr>
+                <w:rFonts w:ascii="Calibri" w:hAnsi="Calibri" w:eastAsia="Microsoft YaHei"/>
+                <w:sz w:val="18"/>
+              </w:rPr>
+              <w:t>调度长案例库、新人训练样本、规则修订记录。</w:t>
+            </w:r>
+          </w:p>
+        </w:tc>
+      </w:tr>
+    </w:tbl>
     <w:p>
       <w:pPr>
         <w:pStyle w:val="Heading1"/>

--- a/提交材料/07_飞书功能模块说明.docx
+++ b/提交材料/07_飞书功能模块说明.docx
@@ -366,7 +366,7 @@
                 <w:rFonts w:ascii="Calibri" w:hAnsi="Calibri" w:eastAsia="Microsoft YaHei"/>
                 <w:sz w:val="18"/>
               </w:rPr>
-              <w:t>班后复盘写入Base，Aily读取授权知识源回答新人追问。</w:t>
+              <w:t>班后复盘写入Base，飞书AI读取授权知识源回答新人追问。</w:t>
             </w:r>
           </w:p>
         </w:tc>
@@ -518,7 +518,7 @@
                 <w:rFonts w:ascii="Calibri" w:hAnsi="Calibri" w:eastAsia="Microsoft YaHei"/>
                 <w:sz w:val="18"/>
               </w:rPr>
-              <w:t>Aily问答解释优化理由；Base汇总历史采纳效果、未采纳原因和收益归因；事件回调把执行结果反哺模型。</w:t>
+              <w:t>飞书AI解释优化理由并标注事实来源；Base汇总历史采纳效果、未采纳原因和收益归因；事件回调把执行结果反哺模型。</w:t>
             </w:r>
           </w:p>
         </w:tc>
@@ -648,7 +648,7 @@
                 <w:rFonts w:ascii="Calibri" w:hAnsi="Calibri" w:eastAsia="Microsoft YaHei"/>
                 <w:sz w:val="18"/>
               </w:rPr>
-              <w:t>多维表格沉淀班次事实、班长备注、驳回原因、执行偏差和异常处置；Aily基于授权知识源检索回答。</w:t>
+              <w:t>多维表格沉淀班次事实、班长备注、驳回原因、执行偏差和异常处置；飞书AI基于授权知识源检索回答。</w:t>
             </w:r>
           </w:p>
         </w:tc>
@@ -1080,7 +1080,7 @@
                 <w:rFonts w:ascii="Calibri" w:hAnsi="Calibri" w:eastAsia="Microsoft YaHei"/>
                 <w:sz w:val="18"/>
               </w:rPr>
-              <w:t>执行监督与决赛交付</w:t>
+              <w:t>执行监督</w:t>
             </w:r>
           </w:p>
         </w:tc>
@@ -1145,7 +1145,7 @@
                 <w:rFonts w:ascii="Calibri" w:hAnsi="Calibri" w:eastAsia="Microsoft YaHei"/>
                 <w:sz w:val="18"/>
               </w:rPr>
-              <w:t>Aily问答</w:t>
+              <w:t>飞书AI问答</w:t>
             </w:r>
           </w:p>
         </w:tc>
@@ -1187,7 +1187,7 @@
                 <w:rFonts w:ascii="Calibri" w:hAnsi="Calibri" w:eastAsia="Microsoft YaHei"/>
                 <w:sz w:val="18"/>
               </w:rPr>
-              <w:t>为什么升/降负荷、库存能撑多久、同类异常如何处置</w:t>
+              <w:t>结论、当前数值、边界、事实来源、责任人、复核时间</w:t>
             </w:r>
           </w:p>
         </w:tc>
@@ -1208,7 +1208,7 @@
                 <w:rFonts w:ascii="Calibri" w:hAnsi="Calibri" w:eastAsia="Microsoft YaHei"/>
                 <w:sz w:val="18"/>
               </w:rPr>
-              <w:t>只回答授权知识源，不绕过审批和安全规则。</w:t>
+              <w:t>无来源不回答，不绕过审批和安全规则。</w:t>
             </w:r>
           </w:p>
         </w:tc>
@@ -1371,7 +1371,7 @@
         <w:rPr>
           <w:rFonts w:ascii="Calibri" w:hAnsi="Calibri" w:eastAsia="Microsoft YaHei"/>
         </w:rPr>
-        <w:t>知识迭代：Aily和模型校准流程读取复盘样本，周度输出规则修订和停用条件检查。</w:t>
+        <w:t>知识迭代：飞书AI和模型校准流程读取复盘样本，周度输出规则修订和停用条件检查。</w:t>
       </w:r>
     </w:p>
     <w:p>
@@ -1417,7 +1417,7 @@
         <w:rPr>
           <w:rFonts w:ascii="Calibri" w:hAnsi="Calibri" w:eastAsia="Microsoft YaHei"/>
         </w:rPr>
-        <w:t>接口契约：data/feishu_integration_contract.json 保存卡片、审批、Base、Aily和事件回调的字段与幂等键设计。</w:t>
+        <w:t>接口契约：data/feishu_integration_contract.json 保存卡片、审批、Base、飞书AI回答与动作、事件回调的字段与幂等键设计。</w:t>
       </w:r>
     </w:p>
     <w:p>
@@ -1480,7 +1480,18 @@
         <w:rPr>
           <w:rFonts w:ascii="Calibri" w:hAnsi="Calibri" w:eastAsia="Microsoft YaHei"/>
         </w:rPr>
-        <w:t>企业真实部署时需要企业自建应用 App ID / App Secret、目标群机器人权限、审批定义 approval_code、多维表格读写权限、Aily知识源授权和事件订阅回调配置。密钥不写入前端仓库。</w:t>
+        <w:t>飞书护机场景执行任务：https://applink.feishu.cn/client/todo/detail?guid=6e519bf6-1b28-4b90-b4e5-3a82fde9e1cb</w:t>
+      </w:r>
+    </w:p>
+    <w:p>
+      <w:pPr>
+        <w:pStyle w:val="ListBullet"/>
+      </w:pPr>
+      <w:r>
+        <w:rPr>
+          <w:rFonts w:ascii="Calibri" w:hAnsi="Calibri" w:eastAsia="Microsoft YaHei"/>
+        </w:rPr>
+        <w:t>当前飞书用户已具备文档、Base、审批、任务、消息和Spark应用等授权；企业真实部署仍需目标群机器人范围、审批定义 approval_code、飞书AI知识源与工具动作配置、事件订阅回调和密钥托管。密钥不写入前端仓库。</w:t>
       </w:r>
     </w:p>
     <w:p>

--- a/提交材料/07_飞书功能模块说明.docx
+++ b/提交材料/07_飞书功能模块说明.docx
@@ -51,7 +51,7 @@
         <w:pStyle w:val="Heading2"/>
       </w:pPr>
       <w:r>
-        <w:t>1（一）围绕决赛主线的飞书动作</w:t>
+        <w:t>1（一）围绕业务主线的飞书动作</w:t>
       </w:r>
     </w:p>
     <w:tbl>
@@ -1311,6 +1311,10 @@
     <w:p>
       <w:pPr>
         <w:pStyle w:val="ListNumber"/>
+        <w:numPr>
+          <w:ilvl w:val="0"/>
+          <w:numId w:val="10"/>
+        </w:numPr>
       </w:pPr>
       <w:r>
         <w:rPr>
@@ -1322,6 +1326,10 @@
     <w:p>
       <w:pPr>
         <w:pStyle w:val="ListNumber"/>
+        <w:numPr>
+          <w:ilvl w:val="0"/>
+          <w:numId w:val="10"/>
+        </w:numPr>
       </w:pPr>
       <w:r>
         <w:rPr>
@@ -1333,6 +1341,10 @@
     <w:p>
       <w:pPr>
         <w:pStyle w:val="ListNumber"/>
+        <w:numPr>
+          <w:ilvl w:val="0"/>
+          <w:numId w:val="10"/>
+        </w:numPr>
       </w:pPr>
       <w:r>
         <w:rPr>
@@ -1344,6 +1356,10 @@
     <w:p>
       <w:pPr>
         <w:pStyle w:val="ListNumber"/>
+        <w:numPr>
+          <w:ilvl w:val="0"/>
+          <w:numId w:val="10"/>
+        </w:numPr>
       </w:pPr>
       <w:r>
         <w:rPr>
@@ -1355,6 +1371,10 @@
     <w:p>
       <w:pPr>
         <w:pStyle w:val="ListNumber"/>
+        <w:numPr>
+          <w:ilvl w:val="0"/>
+          <w:numId w:val="10"/>
+        </w:numPr>
       </w:pPr>
       <w:r>
         <w:rPr>
@@ -1366,6 +1386,10 @@
     <w:p>
       <w:pPr>
         <w:pStyle w:val="ListNumber"/>
+        <w:numPr>
+          <w:ilvl w:val="0"/>
+          <w:numId w:val="10"/>
+        </w:numPr>
       </w:pPr>
       <w:r>
         <w:rPr>
@@ -1387,7 +1411,7 @@
         <w:rPr>
           <w:rFonts w:ascii="Calibri" w:hAnsi="Calibri" w:eastAsia="Microsoft YaHei"/>
         </w:rPr>
-        <w:t>当流程确实无法维持连续时，调控师不直接下达停机指令，而是生成取舍卡片：列出停空分、停合成气轮机、停下游装置等备选方案的安全影响、重启时间、废料损失、人员物料成本和对主流程的影响。卡片进入班长/主管审批，执行结果和实际损失写入Base复盘库，作为下一次同类场景的专家规则样本。</w:t>
+        <w:t>当流程确实无法维持连续时，调控师不直接下达停机指令，而是生成取舍卡片：比较空分、合成气轮机驱动系统与下游装置停运的安全影响、重启时间、废料损失和主流程影响。企业口述案例只作候选提示，卡片必须由班长、调度主管和相关专业会签，执行结果进入Base复盘库后仍需专家审核才能成为规则。</w:t>
       </w:r>
     </w:p>
     <w:p>
@@ -1406,7 +1430,7 @@
         <w:rPr>
           <w:rFonts w:ascii="Calibri" w:hAnsi="Calibri" w:eastAsia="Microsoft YaHei"/>
         </w:rPr>
-        <w:t>字段样例：data/feishu_dispatch_review_template.csv 保存班次、场景、目标负荷、风险指数、预期收益、采纳状态、复盘备注等字段。</w:t>
+        <w:t>字段样例：data/feishu_dispatch_review_template.csv 保存班次、场景、目标负荷、风险指数、24小时增量贡献、采纳状态和复盘备注等字段。</w:t>
       </w:r>
     </w:p>
     <w:p>
@@ -1480,7 +1504,7 @@
         <w:rPr>
           <w:rFonts w:ascii="Calibri" w:hAnsi="Calibri" w:eastAsia="Microsoft YaHei"/>
         </w:rPr>
-        <w:t>飞书护机场景执行任务：https://applink.feishu.cn/client/todo/detail?guid=6e519bf6-1b28-4b90-b4e5-3a82fde9e1cb</w:t>
+        <w:t>飞书任务API验收任务（已验证）：https://applink.feishu.cn/client/todo/detail?guid=44631b59-b834-47b1-a413-b751f2f291da&amp;suite_entity_num=t136777</w:t>
       </w:r>
     </w:p>
     <w:p>
@@ -1491,7 +1515,7 @@
         <w:rPr>
           <w:rFonts w:ascii="Calibri" w:hAnsi="Calibri" w:eastAsia="Microsoft YaHei"/>
         </w:rPr>
-        <w:t>当前飞书用户已具备文档、Base、审批、任务、消息和Spark应用等授权；企业真实部署仍需目标群机器人范围、审批定义 approval_code、飞书AI知识源与工具动作配置、事件订阅回调和密钥托管。密钥不写入前端仓库。</w:t>
+        <w:t>在线Base与验收任务为已验证链路；互动卡片、负荷审批和事件回调为原型，企业发布仍需目标群机器人范围、审批定义 approval_code、知识源、回调地址和密钥托管。原生任务AI智能体需平台侧开放相应能力，密钥不写入仓库。</w:t>
       </w:r>
     </w:p>
     <w:p>
@@ -1875,6 +1899,12 @@
   </w:num>
   <w:num w:numId="9">
     <w:abstractNumId w:val="0"/>
+  </w:num>
+  <w:num w:numId="10">
+    <w:abstractNumId w:val="7"/>
+    <w:lvlOverride w:ilvl="0">
+      <w:startOverride w:val="1"/>
+    </w:lvlOverride>
   </w:num>
 </w:numbering>
 </file>

--- a/提交材料/07_飞书功能模块说明.docx
+++ b/提交材料/07_飞书功能模块说明.docx
@@ -27,7 +27,7 @@
           <w:color w:val="5A6976"/>
           <w:sz w:val="21"/>
         </w:rPr>
-        <w:t>面向合成氨调度专家平台的协同执行与知识沉淀链路</w:t>
+        <w:t>合成氨调度建议的确认、跟踪与班后记录</w:t>
       </w:r>
     </w:p>
     <w:p>
@@ -43,7 +43,7 @@
         <w:rPr>
           <w:rFonts w:ascii="Calibri" w:hAnsi="Calibri" w:eastAsia="Microsoft YaHei"/>
         </w:rPr>
-        <w:t>飞书在本方案中承担“组织操作层”：算法负责算清目标负荷、风险边界和收益口径，飞书负责把建议送到当班人员、推动审批、监督执行、沉淀复盘，并把真实采纳效果反馈给知识库。这个模块不是普通通知工具，而是让合成氨调度建议从“可计算”变成“可执行、可追责、可传承”的关键链路。</w:t>
+        <w:t>飞书承接调度建议送达、人工确认、任务跟踪和班后复盘。优化模块生成目标负荷、风险等级、相对外售分配贡献和撤销条件；飞书保存负责人、审批状态、截止时间和执行结果。班后记录经专业人员审核后才进入案例库。</w:t>
       </w:r>
     </w:p>
     <w:p>
@@ -150,7 +150,7 @@
                 <w:rFonts w:ascii="Calibri" w:hAnsi="Calibri" w:eastAsia="Microsoft YaHei"/>
                 <w:sz w:val="18"/>
               </w:rPr>
-              <w:t>产供销主赛道</w:t>
+              <w:t>产供销协同</w:t>
             </w:r>
           </w:p>
         </w:tc>
@@ -171,7 +171,7 @@
                 <w:rFonts w:ascii="Calibri" w:hAnsi="Calibri" w:eastAsia="Microsoft YaHei"/>
                 <w:sz w:val="18"/>
               </w:rPr>
-              <w:t>卡片推送液氨去向、边际贡献排序、保供/降负荷/停产/外采建议；高风险取舍进入审批。</w:t>
+              <w:t>卡片推送液氨去向、相对外售分配贡献、负荷调整、外采和停运评估；高风险建议进入审批。</w:t>
             </w:r>
           </w:p>
         </w:tc>
@@ -192,7 +192,7 @@
                 <w:rFonts w:ascii="Calibri" w:hAnsi="Calibri" w:eastAsia="Microsoft YaHei"/>
                 <w:sz w:val="18"/>
               </w:rPr>
-              <w:t>产品结构调整原因、确认人、实际贡献、未采纳原因。</w:t>
+              <w:t>调整原因、确认人、测算值、实际结果和未采纳原因。</w:t>
             </w:r>
           </w:p>
         </w:tc>
@@ -215,7 +215,7 @@
                 <w:rFonts w:ascii="Calibri" w:hAnsi="Calibri" w:eastAsia="Microsoft YaHei"/>
                 <w:sz w:val="18"/>
               </w:rPr>
-              <w:t>稳产波动吸收</w:t>
+              <w:t>跨装置协调</w:t>
             </w:r>
           </w:p>
         </w:tc>
@@ -236,7 +236,7 @@
                 <w:rFonts w:ascii="Calibri" w:hAnsi="Calibri" w:eastAsia="Microsoft YaHei"/>
                 <w:sz w:val="18"/>
               </w:rPr>
-              <w:t>下游需求、能源、公辅、库存波动触发任务清单，提醒复核负荷节奏和流程连续性。</w:t>
+              <w:t>下游需求、能源、公用工程和库存变化触发复核任务。</w:t>
             </w:r>
           </w:p>
         </w:tc>
@@ -257,7 +257,7 @@
                 <w:rFonts w:ascii="Calibri" w:hAnsi="Calibri" w:eastAsia="Microsoft YaHei"/>
                 <w:sz w:val="18"/>
               </w:rPr>
-              <w:t>波动来源、吸收动作、执行偏差、回滚条件。</w:t>
+              <w:t>波动来源、协调动作、执行偏差和撤销条件。</w:t>
             </w:r>
           </w:p>
         </w:tc>
@@ -280,7 +280,7 @@
                 <w:rFonts w:ascii="Calibri" w:hAnsi="Calibri" w:eastAsia="Microsoft YaHei"/>
                 <w:sz w:val="18"/>
               </w:rPr>
-              <w:t>设备弱信号预警</w:t>
+              <w:t>设备趋势异常</w:t>
             </w:r>
           </w:p>
         </w:tc>
@@ -301,7 +301,7 @@
                 <w:rFonts w:ascii="Calibri" w:hAnsi="Calibri" w:eastAsia="Microsoft YaHei"/>
                 <w:sz w:val="18"/>
               </w:rPr>
-              <w:t>压缩机、机组、合成塔黄灯提醒进入设备/班长任务，不直接开停机。</w:t>
+              <w:t>趋势提示进入设备和班长任务，显示点位、持续时间和检查项，不直接开停机。</w:t>
             </w:r>
           </w:p>
         </w:tc>
@@ -322,7 +322,7 @@
                 <w:rFonts w:ascii="Calibri" w:hAnsi="Calibri" w:eastAsia="Microsoft YaHei"/>
                 <w:sz w:val="18"/>
               </w:rPr>
-              <w:t>趋势点位、检查项、通知对象、处置结果。</w:t>
+              <w:t>趋势数据、通知对象、检查结果和处置记录。</w:t>
             </w:r>
           </w:p>
         </w:tc>
@@ -345,7 +345,7 @@
                 <w:rFonts w:ascii="Calibri" w:hAnsi="Calibri" w:eastAsia="Microsoft YaHei"/>
                 <w:sz w:val="18"/>
               </w:rPr>
-              <w:t>经验传承</w:t>
+              <w:t>经验管理</w:t>
             </w:r>
           </w:p>
         </w:tc>
@@ -366,7 +366,7 @@
                 <w:rFonts w:ascii="Calibri" w:hAnsi="Calibri" w:eastAsia="Microsoft YaHei"/>
                 <w:sz w:val="18"/>
               </w:rPr>
-              <w:t>班后复盘写入Base，飞书AI读取授权知识源回答新人追问。</w:t>
+              <w:t>班后复盘写入飞书多维表格；Aily授权后只读取经审核知识源。</w:t>
             </w:r>
           </w:p>
         </w:tc>
@@ -387,7 +387,7 @@
                 <w:rFonts w:ascii="Calibri" w:hAnsi="Calibri" w:eastAsia="Microsoft YaHei"/>
                 <w:sz w:val="18"/>
               </w:rPr>
-              <w:t>调度长案例库、新人训练样本、规则修订记录。</w:t>
+              <w:t>带审核人、适用条件和版本的调度案例。</w:t>
             </w:r>
           </w:p>
         </w:tc>
@@ -518,7 +518,7 @@
                 <w:rFonts w:ascii="Calibri" w:hAnsi="Calibri" w:eastAsia="Microsoft YaHei"/>
                 <w:sz w:val="18"/>
               </w:rPr>
-              <w:t>飞书AI解释优化理由并标注事实来源；Base汇总历史采纳效果、未采纳原因和收益归因；事件回调把执行结果反哺模型。</w:t>
+              <w:t>Aily授权后解释方案依据并标注来源；多维表格保存历史方案、未采纳原因和实际结果；事件回传进入待审核案例库。</w:t>
             </w:r>
           </w:p>
         </w:tc>
@@ -539,7 +539,7 @@
                 <w:rFonts w:ascii="Calibri" w:hAnsi="Calibri" w:eastAsia="Microsoft YaHei"/>
                 <w:sz w:val="18"/>
               </w:rPr>
-              <w:t>让优化不止停留在一次性推荐，而是能结合历史案例和当班事实持续修正。</w:t>
+              <w:t>下一次同类场景可检索当时数据、判断和结果。</w:t>
             </w:r>
           </w:p>
         </w:tc>
@@ -583,7 +583,7 @@
                 <w:rFonts w:ascii="Calibri" w:hAnsi="Calibri" w:eastAsia="Microsoft YaHei"/>
                 <w:sz w:val="18"/>
               </w:rPr>
-              <w:t>互动卡片送达当班群，审批承接高风险负荷调整，任务清单跟踪执行与复盘。</w:t>
+              <w:t>互动卡片送达当班群，审批承接高风险调整，任务清单记录执行与复盘。</w:t>
             </w:r>
           </w:p>
         </w:tc>
@@ -604,7 +604,7 @@
                 <w:rFonts w:ascii="Calibri" w:hAnsi="Calibri" w:eastAsia="Microsoft YaHei"/>
                 <w:sz w:val="18"/>
               </w:rPr>
-              <w:t>压缩调度员、班长、主管、设备和安环之间的沟通链条，并留下完整责任记录。</w:t>
+              <w:t>保存确认人、审批人、负责人、截止时间和关闭说明。</w:t>
             </w:r>
           </w:p>
         </w:tc>
@@ -648,7 +648,7 @@
                 <w:rFonts w:ascii="Calibri" w:hAnsi="Calibri" w:eastAsia="Microsoft YaHei"/>
                 <w:sz w:val="18"/>
               </w:rPr>
-              <w:t>多维表格沉淀班次事实、班长备注、驳回原因、执行偏差和异常处置；飞书AI基于授权知识源检索回答。</w:t>
+              <w:t>多维表格记录班次事实、班长备注、驳回原因、执行偏差和异常处置；智能问答只检索审核知识源。</w:t>
             </w:r>
           </w:p>
         </w:tc>
@@ -669,7 +669,7 @@
                 <w:rFonts w:ascii="Calibri" w:hAnsi="Calibri" w:eastAsia="Microsoft YaHei"/>
                 <w:sz w:val="18"/>
               </w:rPr>
-              <w:t>把专家经验和班组判断沉淀为可审计、可检索、可训练的长期资产。</w:t>
+              <w:t>形成可追溯、可审核的班次案例和规则版本。</w:t>
             </w:r>
           </w:p>
         </w:tc>
@@ -822,7 +822,7 @@
                 <w:rFonts w:ascii="Calibri" w:hAnsi="Calibri" w:eastAsia="Microsoft YaHei"/>
                 <w:sz w:val="18"/>
               </w:rPr>
-              <w:t>稳氨/保供/护机/错峰方案</w:t>
+              <w:t>产供销、跨装置协调和设备趋势方案</w:t>
             </w:r>
           </w:p>
         </w:tc>
@@ -843,7 +843,7 @@
                 <w:rFonts w:ascii="Calibri" w:hAnsi="Calibri" w:eastAsia="Microsoft YaHei"/>
                 <w:sz w:val="18"/>
               </w:rPr>
-              <w:t>目标负荷、风险指数、触发约束、回滚条件、采纳/复核/驳回按钮</w:t>
+              <w:t>目标负荷、风险等级、触发约束、撤销条件、采纳/复核/驳回按钮</w:t>
             </w:r>
           </w:p>
         </w:tc>
@@ -1145,7 +1145,7 @@
                 <w:rFonts w:ascii="Calibri" w:hAnsi="Calibri" w:eastAsia="Microsoft YaHei"/>
                 <w:sz w:val="18"/>
               </w:rPr>
-              <w:t>飞书AI问答</w:t>
+              <w:t>飞书智能问答（Aily）</w:t>
             </w:r>
           </w:p>
         </w:tc>
@@ -1208,7 +1208,7 @@
                 <w:rFonts w:ascii="Calibri" w:hAnsi="Calibri" w:eastAsia="Microsoft YaHei"/>
                 <w:sz w:val="18"/>
               </w:rPr>
-              <w:t>无来源不回答，不绕过审批和安全规则。</w:t>
+              <w:t>待授权；无来源不回答，不绕过审批和安全规则。</w:t>
             </w:r>
           </w:p>
         </w:tc>
@@ -1231,7 +1231,7 @@
                 <w:rFonts w:ascii="Calibri" w:hAnsi="Calibri" w:eastAsia="Microsoft YaHei"/>
                 <w:sz w:val="18"/>
               </w:rPr>
-              <w:t>事件回调</w:t>
+              <w:t>事件回传</w:t>
             </w:r>
           </w:p>
         </w:tc>
@@ -1273,7 +1273,7 @@
                 <w:rFonts w:ascii="Calibri" w:hAnsi="Calibri" w:eastAsia="Microsoft YaHei"/>
                 <w:sz w:val="18"/>
               </w:rPr>
-              <w:t>事件类型、幂等键、时间戳、操作者、处理结果</w:t>
+              <w:t>事件类型、防重复处理键、时间戳、操作者、处理结果</w:t>
             </w:r>
           </w:p>
         </w:tc>
@@ -1294,7 +1294,7 @@
                 <w:rFonts w:ascii="Calibri" w:hAnsi="Calibri" w:eastAsia="Microsoft YaHei"/>
                 <w:sz w:val="18"/>
               </w:rPr>
-              <w:t>必须做签名校验、重放保护和异常降级。</w:t>
+              <w:t>待授权；必须验签、防重放并记录失败事件。</w:t>
             </w:r>
           </w:p>
         </w:tc>
@@ -1320,7 +1320,7 @@
         <w:rPr>
           <w:rFonts w:ascii="Calibri" w:hAnsi="Calibri" w:eastAsia="Microsoft YaHei"/>
         </w:rPr>
-        <w:t>生成建议：调控师读取班次事实表，输出稳氨、保供、护机三案及风险解释。</w:t>
+        <w:t>生成建议：调控师读取班次调度事实表，输出液氨分配、负荷调整和设备检查建议。</w:t>
       </w:r>
     </w:p>
     <w:p>
@@ -1335,7 +1335,7 @@
         <w:rPr>
           <w:rFonts w:ascii="Calibri" w:hAnsi="Calibri" w:eastAsia="Microsoft YaHei"/>
         </w:rPr>
-        <w:t>卡片送达：将目标负荷、约束触发、收益口径和回滚条件发送到合成氨当班调度群。</w:t>
+        <w:t>卡片送达：将目标负荷、约束、相对外售分配贡献和撤销条件发送到合成氨当班调度群。</w:t>
       </w:r>
     </w:p>
     <w:p>
@@ -1365,7 +1365,7 @@
         <w:rPr>
           <w:rFonts w:ascii="Calibri" w:hAnsi="Calibri" w:eastAsia="Microsoft YaHei"/>
         </w:rPr>
-        <w:t>执行监督：采纳后创建飞书任务，跟踪实际负荷曲线、库存变化、能耗窗口和异常处置。</w:t>
+        <w:t>执行监督：企业发布后，由审批结果创建飞书任务，跟踪生产历史数据库中的实际负荷、库存和异常处置。</w:t>
       </w:r>
     </w:p>
     <w:p>
@@ -1380,7 +1380,7 @@
         <w:rPr>
           <w:rFonts w:ascii="Calibri" w:hAnsi="Calibri" w:eastAsia="Microsoft YaHei"/>
         </w:rPr>
-        <w:t>班后复盘：把采纳结果、未采纳原因、执行偏差和班长经验写入Base复盘库。</w:t>
+        <w:t>班后复盘：把采纳状态、未采纳原因、执行偏差和班长判断写入飞书多维表格。</w:t>
       </w:r>
     </w:p>
     <w:p>
@@ -1395,7 +1395,7 @@
         <w:rPr>
           <w:rFonts w:ascii="Calibri" w:hAnsi="Calibri" w:eastAsia="Microsoft YaHei"/>
         </w:rPr>
-        <w:t>知识迭代：飞书AI和模型校准流程读取复盘样本，周度输出规则修订和停用条件检查。</w:t>
+        <w:t>案例审核：生产、设备和安环专业审核复盘记录，再决定是否修订规则或纳入训练样本。</w:t>
       </w:r>
     </w:p>
     <w:p>
@@ -1430,7 +1430,7 @@
         <w:rPr>
           <w:rFonts w:ascii="Calibri" w:hAnsi="Calibri" w:eastAsia="Microsoft YaHei"/>
         </w:rPr>
-        <w:t>字段样例：data/feishu_dispatch_review_template.csv 保存班次、场景、目标负荷、风险指数、24小时增量贡献、采纳状态和复盘备注等字段。</w:t>
+        <w:t>字段样例：data/feishu_dispatch_review_template.csv 保存班次、场景、目标负荷、风险等级、24小时相对外售分配贡献、采纳状态和复盘备注等字段。</w:t>
       </w:r>
     </w:p>
     <w:p>
@@ -1441,7 +1441,7 @@
         <w:rPr>
           <w:rFonts w:ascii="Calibri" w:hAnsi="Calibri" w:eastAsia="Microsoft YaHei"/>
         </w:rPr>
-        <w:t>接口契约：data/feishu_integration_contract.json 保存卡片、审批、Base、飞书AI回答与动作、事件回调的字段与幂等键设计。</w:t>
+        <w:t>接口契约：data/feishu_integration_contract.json 保存卡片、审批、飞书多维表格、智能问答与事件回传的字段和防重复处理设计。</w:t>
       </w:r>
     </w:p>
     <w:p>
@@ -1452,7 +1452,7 @@
         <w:rPr>
           <w:rFonts w:ascii="Calibri" w:hAnsi="Calibri" w:eastAsia="Microsoft YaHei"/>
         </w:rPr>
-        <w:t>知识闭环：每条建议都必须保留 proposal_id、shift_id、scenario、confidence、approval_status、execution_delta 和 lesson_learned，便于后续回放和审计。</w:t>
+        <w:t>知识闭环：每条建议都必须保留 proposal_id、shift_id、scenario、evidence_completeness、approval_status、execution_delta 和 lesson_learned，便于后续回放和审计。</w:t>
       </w:r>
     </w:p>
     <w:p>
@@ -1460,7 +1460,7 @@
         <w:pStyle w:val="Heading1"/>
       </w:pPr>
       <w:r>
-        <w:t>6. 已完成原型与授权说明</w:t>
+        <w:t>6. 交付状态与授权说明</w:t>
       </w:r>
     </w:p>
     <w:p>
@@ -1471,7 +1471,7 @@
         <w:rPr>
           <w:rFonts w:ascii="Calibri" w:hAnsi="Calibri" w:eastAsia="Microsoft YaHei"/>
         </w:rPr>
-        <w:t>飞书在线完整方案稿：https://www.feishu.cn/docx/AYyad50itooOPxxZpQacgSqIn2c</w:t>
+        <w:t>已验证：在线方案稿 https://www.feishu.cn/docx/AYyad50itooOPxxZpQacgSqIn2c</w:t>
       </w:r>
     </w:p>
     <w:p>
@@ -1482,7 +1482,7 @@
         <w:rPr>
           <w:rFonts w:ascii="Calibri" w:hAnsi="Calibri" w:eastAsia="Microsoft YaHei"/>
         </w:rPr>
-        <w:t>飞书Base调度复盘库原型：https://www.feishu.cn/base/QzENbAkl1aYQGds8dBacqu6Inue</w:t>
+        <w:t>已验证：飞书多维表格样例库 https://www.feishu.cn/base/QzENbAkl1aYQGds8dBacqu6Inue</w:t>
       </w:r>
     </w:p>
     <w:p>
@@ -1493,7 +1493,7 @@
         <w:rPr>
           <w:rFonts w:ascii="Calibri" w:hAnsi="Calibri" w:eastAsia="Microsoft YaHei"/>
         </w:rPr>
-        <w:t>飞书任务清单：https://applink.feishu.cn/client/todo/task_list?guid=2ab6c357-dfeb-4f75-9aa3-781dc7ac7244</w:t>
+        <w:t>已验证：Task v2任务清单 https://applink.feishu.cn/client/todo/task_list?guid=2ab6c357-dfeb-4f75-9aa3-781dc7ac7244</w:t>
       </w:r>
     </w:p>
     <w:p>
@@ -1504,7 +1504,7 @@
         <w:rPr>
           <w:rFonts w:ascii="Calibri" w:hAnsi="Calibri" w:eastAsia="Microsoft YaHei"/>
         </w:rPr>
-        <w:t>飞书任务API验收任务（已验证）：https://applink.feishu.cn/client/todo/detail?guid=44631b59-b834-47b1-a413-b751f2f291da&amp;suite_entity_num=t136777</w:t>
+        <w:t>已验证：Task v2验收任务 https://applink.feishu.cn/client/todo/detail?guid=44631b59-b834-47b1-a413-b751f2f291da&amp;suite_entity_num=t136777</w:t>
       </w:r>
     </w:p>
     <w:p>
@@ -1515,7 +1515,18 @@
         <w:rPr>
           <w:rFonts w:ascii="Calibri" w:hAnsi="Calibri" w:eastAsia="Microsoft YaHei"/>
         </w:rPr>
-        <w:t>在线Base与验收任务为已验证链路；互动卡片、负荷审批和事件回调为原型，企业发布仍需目标群机器人范围、审批定义 approval_code、知识源、回调地址和密钥托管。原生任务AI智能体需平台侧开放相应能力，密钥不写入仓库。</w:t>
+        <w:t>演示原型：互动卡片、负荷调整审批状态机和事件回传字段契约。</w:t>
+      </w:r>
+    </w:p>
+    <w:p>
+      <w:pPr>
+        <w:pStyle w:val="ListBullet"/>
+      </w:pPr>
+      <w:r>
+        <w:rPr>
+          <w:rFonts w:ascii="Calibri" w:hAnsi="Calibri" w:eastAsia="Microsoft YaHei"/>
+        </w:rPr>
+        <w:t>待企业授权：目标群机器人范围、审批定义approval_code、Aily知识源、事件订阅、回调地址、密钥托管及企业系统接口。</w:t>
       </w:r>
     </w:p>
     <w:p>
@@ -1534,7 +1545,7 @@
         <w:rPr>
           <w:rFonts w:ascii="Calibri" w:hAnsi="Calibri" w:eastAsia="Microsoft YaHei"/>
         </w:rPr>
-        <w:t>DCS/SIS只读或摘要读取，飞书按钮不直接写控制参数，不自动开停车。</w:t>
+        <w:t>平台不提供DCS/SIS写入路径；生产工况通过生产历史数据库或经批准的只读接口获取。</w:t>
       </w:r>
     </w:p>
     <w:p>
@@ -1545,7 +1556,7 @@
         <w:rPr>
           <w:rFonts w:ascii="Calibri" w:hAnsi="Calibri" w:eastAsia="Microsoft YaHei"/>
         </w:rPr>
-        <w:t>低置信、关键数据延迟、模型漂移、安环红线接近时自动降级人工流程。</w:t>
+        <w:t>数据过期、质量码无效、输入超出适用工况范围或限值接近时，停止给出可执行建议并转人工处理。</w:t>
       </w:r>
     </w:p>
     <w:p>
@@ -1567,7 +1578,7 @@
         <w:rPr>
           <w:rFonts w:ascii="Calibri" w:hAnsi="Calibri" w:eastAsia="Microsoft YaHei"/>
         </w:rPr>
-        <w:t>收益核算只统计被采纳且实际执行的方案，并剔除市场、检修、物流等外部因素。</w:t>
+        <w:t>24小时指标称为相对外售分配贡献测算值，不称已实现收益；试点效果需剔除市场、检修和物流等外部因素。</w:t>
       </w:r>
     </w:p>
     <w:p>
@@ -1583,7 +1594,7 @@
         <w:rPr>
           <w:rFonts w:ascii="Calibri" w:hAnsi="Calibri" w:eastAsia="Microsoft YaHei"/>
         </w:rPr>
-        <w:t>[1] IEA. Ammonia Technology Roadmap. International Energy Agency. https://www.iea.org/reports/ammonia-technology-roadmap</w:t>
+        <w:t>[1] International Society of Automation. ISA-18 Series of Standards. https://www.isa.org/standards-and-publications/isa-standards/isa-18-series-of-standards</w:t>
       </w:r>
     </w:p>
     <w:p>
@@ -1591,7 +1602,7 @@
         <w:rPr>
           <w:rFonts w:ascii="Calibri" w:hAnsi="Calibri" w:eastAsia="Microsoft YaHei"/>
         </w:rPr>
-        <w:t>[2] 成都云图控股股份有限公司. 2025年年度报告摘要. 巨潮资讯. https://static.cninfo.com.cn/finalpage/2026-04-15/1225100697.PDF</w:t>
+        <w:t>[2] 飞书开放平台. 任务概述（Task v2）. https://open.feishu.cn/document/task-v2/overview</w:t>
       </w:r>
     </w:p>
     <w:p>
@@ -1599,7 +1610,7 @@
         <w:rPr>
           <w:rFonts w:ascii="Calibri" w:hAnsi="Calibri" w:eastAsia="Microsoft YaHei"/>
         </w:rPr>
-        <w:t>[3] 成都云图控股股份有限公司. 关于全资子公司70万吨合成氨项目建成试生产的公告. 巨潮资讯. https://static.cninfo.com.cn/finalpage/2026-03-21/1225020927.PDF</w:t>
+        <w:t>[3] 飞书开放平台. 开放平台概述（含飞书智能伙伴搭建平台Aily）. https://open.feishu.cn/document/client-docs/intro?lang=zh-CN</w:t>
       </w:r>
     </w:p>
     <w:p>
@@ -1607,55 +1618,7 @@
         <w:rPr>
           <w:rFonts w:ascii="Calibri" w:hAnsi="Calibri" w:eastAsia="Microsoft YaHei"/>
         </w:rPr>
-        <w:t>[4] 成都云图控股股份有限公司. 投资者关系活动记录表. 巨潮资讯. https://static.cninfo.com.cn/finalpage/2026-04-16/1225109829.PDF</w:t>
-      </w:r>
-    </w:p>
-    <w:p>
-      <w:r>
-        <w:rPr>
-          <w:rFonts w:ascii="Calibri" w:hAnsi="Calibri" w:eastAsia="Microsoft YaHei"/>
-        </w:rPr>
-        <w:t>[5] Kong et al. Nonlinear Model Predictive Control of Flexible Ammonia Production. 2024 preprint. https://qizh.cems.umn.edu/sites/qizh.cems.umn.edu/files/2024-04/Kong_et_al-2024-preprint-NMPC_ammonia_production.pdf</w:t>
-      </w:r>
-    </w:p>
-    <w:p>
-      <w:r>
-        <w:rPr>
-          <w:rFonts w:ascii="Calibri" w:hAnsi="Calibri" w:eastAsia="Microsoft YaHei"/>
-        </w:rPr>
-        <w:t>[6] Dynamic Simulation and Optimization for Load Regulation of the Haber-Bosch Process. Industrial &amp; Engineering Chemistry Research. https://pubs.acs.org/doi/10.1021/acs.iecr.4c02410</w:t>
-      </w:r>
-    </w:p>
-    <w:p>
-      <w:r>
-        <w:rPr>
-          <w:rFonts w:ascii="Calibri" w:hAnsi="Calibri" w:eastAsia="Microsoft YaHei"/>
-        </w:rPr>
-        <w:t>[7] AQ/T 3017-2008. 合成氨生产企业安全标准化实施指南. 应急管理部. https://www.mem.gov.cn/fw/flfgbz/bz/bzwb/201301/P020190327398204066876.pdf</w:t>
-      </w:r>
-    </w:p>
-    <w:p>
-      <w:r>
-        <w:rPr>
-          <w:rFonts w:ascii="Calibri" w:hAnsi="Calibri" w:eastAsia="Microsoft YaHei"/>
-        </w:rPr>
-        <w:t>[8] 国家发展改革委. 合成氨行业节能降碳改造升级实施指南解读. https://www.ndrc.gov.cn/xwdt/ztzl/ghnhyjnjdgzsj/zjgd/202208/t20220829_1334056.html</w:t>
-      </w:r>
-    </w:p>
-    <w:p>
-      <w:r>
-        <w:rPr>
-          <w:rFonts w:ascii="Calibri" w:hAnsi="Calibri" w:eastAsia="Microsoft YaHei"/>
-        </w:rPr>
-        <w:t>[9] 应急管理部办公厅. 工业互联网+危化安全生产试点建设方案. https://www.mem.gov.cn/gk/zfxxgkpt/fdzdgknr/202104/t20210407_382882.shtml</w:t>
-      </w:r>
-    </w:p>
-    <w:p>
-      <w:r>
-        <w:rPr>
-          <w:rFonts w:ascii="Calibri" w:hAnsi="Calibri" w:eastAsia="Microsoft YaHei"/>
-        </w:rPr>
-        <w:t>[10] 飞书开放平台. 消息、审批、多维表格与事件订阅相关OpenAPI文档. https://open.feishu.cn/document/</w:t>
+        <w:t>[4] 飞书开放平台. 执行数据知识问答（Aily v1）. https://open.feishu.cn/document/uAjLw4CM/ukTMukTMukTM/aily-v1/data-knowledge</w:t>
       </w:r>
     </w:p>
     <w:sectPr>

--- a/提交材料/07_飞书功能模块说明.docx
+++ b/提交材料/07_飞书功能模块说明.docx
@@ -43,7 +43,7 @@
         <w:rPr>
           <w:rFonts w:ascii="Calibri" w:hAnsi="Calibri" w:eastAsia="Microsoft YaHei"/>
         </w:rPr>
-        <w:t>飞书承接调度建议送达、人工确认、任务跟踪和班后复盘。优化模块生成目标负荷、风险等级、相对外售分配贡献和撤销条件；飞书保存负责人、审批状态、截止时间和执行结果。班后记录经专业人员审核后才进入案例库。</w:t>
+        <w:t>飞书承接调度建议送达、人工确认、任务跟踪和班后复盘。优化模块生成目标负荷、处置状态、触发字段、相对外售分配贡献和撤销条件；飞书保存负责人、会签状态、截止时间和执行结果。班后记录经专业人员审核后才进入案例库。</w:t>
       </w:r>
     </w:p>
     <w:p>
@@ -171,7 +171,7 @@
                 <w:rFonts w:ascii="Calibri" w:hAnsi="Calibri" w:eastAsia="Microsoft YaHei"/>
                 <w:sz w:val="18"/>
               </w:rPr>
-              <w:t>卡片推送液氨去向、相对外售分配贡献、负荷调整、外采和停运评估；高风险建议进入审批。</w:t>
+              <w:t>卡片推送液氨去向、相对外售分配贡献、负荷调整、外采和停运评估；明确条件触发对应专业会签。</w:t>
             </w:r>
           </w:p>
         </w:tc>
@@ -192,7 +192,7 @@
                 <w:rFonts w:ascii="Calibri" w:hAnsi="Calibri" w:eastAsia="Microsoft YaHei"/>
                 <w:sz w:val="18"/>
               </w:rPr>
-              <w:t>调整原因、确认人、测算值、实际结果和未采纳原因。</w:t>
+              <w:t>调整原因、触发字段、确认人、测算值、实际结果和未采纳原因。</w:t>
             </w:r>
           </w:p>
         </w:tc>
@@ -236,7 +236,7 @@
                 <w:rFonts w:ascii="Calibri" w:hAnsi="Calibri" w:eastAsia="Microsoft YaHei"/>
                 <w:sz w:val="18"/>
               </w:rPr>
-              <w:t>下游需求、能源、公用工程和库存变化触发复核任务。</w:t>
+              <w:t>审批后向合成、硝酸、罐区/调度、公辅四岗位分别派发动作单，全部接令后进入执行跟踪。</w:t>
             </w:r>
           </w:p>
         </w:tc>
@@ -257,7 +257,7 @@
                 <w:rFonts w:ascii="Calibri" w:hAnsi="Calibri" w:eastAsia="Microsoft YaHei"/>
                 <w:sz w:val="18"/>
               </w:rPr>
-              <w:t>波动来源、协调动作、执行偏差和撤销条件。</w:t>
+              <w:t>动作单版本、接令人、时间、回复、异常和撤销条件。</w:t>
             </w:r>
           </w:p>
         </w:tc>
@@ -583,7 +583,7 @@
                 <w:rFonts w:ascii="Calibri" w:hAnsi="Calibri" w:eastAsia="Microsoft YaHei"/>
                 <w:sz w:val="18"/>
               </w:rPr>
-              <w:t>互动卡片送达当班群，审批承接高风险调整，任务清单记录执行与复盘。</w:t>
+              <w:t>互动卡片送达当班群，设备、公辅、库存等登记条件触发对应专业会签，任务清单记录执行与复盘。</w:t>
             </w:r>
           </w:p>
         </w:tc>
@@ -604,7 +604,7 @@
                 <w:rFonts w:ascii="Calibri" w:hAnsi="Calibri" w:eastAsia="Microsoft YaHei"/>
                 <w:sz w:val="18"/>
               </w:rPr>
-              <w:t>保存确认人、审批人、负责人、截止时间和关闭说明。</w:t>
+              <w:t>保存确认人、会签人、负责人、截止时间和关闭说明。</w:t>
             </w:r>
           </w:p>
         </w:tc>
@@ -843,7 +843,7 @@
                 <w:rFonts w:ascii="Calibri" w:hAnsi="Calibri" w:eastAsia="Microsoft YaHei"/>
                 <w:sz w:val="18"/>
               </w:rPr>
-              <w:t>目标负荷、风险等级、触发约束、撤销条件、采纳/复核/驳回按钮</w:t>
+              <w:t>目标负荷、处置状态、触发字段、撤销条件、采纳/复核/驳回按钮</w:t>
             </w:r>
           </w:p>
         </w:tc>
@@ -908,7 +908,7 @@
                 <w:rFonts w:ascii="Calibri" w:hAnsi="Calibri" w:eastAsia="Microsoft YaHei"/>
                 <w:sz w:val="18"/>
               </w:rPr>
-              <w:t>高风险升降负荷、设备护机、液氨库存越界处置</w:t>
+              <w:t>设备趋势、公辅约束、液氨库存等明确条件会签</w:t>
             </w:r>
           </w:p>
         </w:tc>
@@ -929,7 +929,7 @@
                 <w:rFonts w:ascii="Calibri" w:hAnsi="Calibri" w:eastAsia="Microsoft YaHei"/>
                 <w:sz w:val="18"/>
               </w:rPr>
-              <w:t>审批人、装置、目标负荷、业务理由、风险说明、回滚条件</w:t>
+              <w:t>会签人、装置、目标负荷、触发字段、现场影响、回滚条件</w:t>
             </w:r>
           </w:p>
         </w:tc>
@@ -950,7 +950,7 @@
                 <w:rFonts w:ascii="Calibri" w:hAnsi="Calibri" w:eastAsia="Microsoft YaHei"/>
                 <w:sz w:val="18"/>
               </w:rPr>
-              <w:t>审批通过后仅写MES计划摘要和复盘记录。</w:t>
+              <w:t>命中演练停算线时不创建审批。</w:t>
             </w:r>
           </w:p>
         </w:tc>
@@ -1080,7 +1080,7 @@
                 <w:rFonts w:ascii="Calibri" w:hAnsi="Calibri" w:eastAsia="Microsoft YaHei"/>
                 <w:sz w:val="18"/>
               </w:rPr>
-              <w:t>执行监督</w:t>
+              <w:t>动作单接令与执行监督</w:t>
             </w:r>
           </w:p>
         </w:tc>
@@ -1101,7 +1101,7 @@
                 <w:rFonts w:ascii="Calibri" w:hAnsi="Calibri" w:eastAsia="Microsoft YaHei"/>
                 <w:sz w:val="18"/>
               </w:rPr>
-              <w:t>负责人、截止时间、检查项、关闭说明、复核状态</w:t>
+              <w:t>四岗位负责人、截止时间、接令状态、检查项、关闭说明</w:t>
             </w:r>
           </w:p>
         </w:tc>
@@ -1122,7 +1122,7 @@
                 <w:rFonts w:ascii="Calibri" w:hAnsi="Calibri" w:eastAsia="Microsoft YaHei"/>
                 <w:sz w:val="18"/>
               </w:rPr>
-              <w:t>提醒和监督，不替代现场签字确认。</w:t>
+              <w:t>接令不等于实际执行，不替代现场签字确认。</w:t>
             </w:r>
           </w:p>
         </w:tc>
@@ -1350,7 +1350,7 @@
         <w:rPr>
           <w:rFonts w:ascii="Calibri" w:hAnsi="Calibri" w:eastAsia="Microsoft YaHei"/>
         </w:rPr>
-        <w:t>审批确认：低风险方案由班长确认，高风险方案进入主管/安环审批。</w:t>
+        <w:t>条件确认：一般提示由调度员核对；设备、公辅、库存等登记条件成立时，由主管及对应专业会签。</w:t>
       </w:r>
     </w:p>
     <w:p>
@@ -1365,7 +1365,37 @@
         <w:rPr>
           <w:rFonts w:ascii="Calibri" w:hAnsi="Calibri" w:eastAsia="Microsoft YaHei"/>
         </w:rPr>
-        <w:t>执行监督：企业发布后，由审批结果创建飞书任务，跟踪生产历史数据库中的实际负荷、库存和异常处置。</w:t>
+        <w:t>演练停算：触发后停止新目标、经济排序、动作单和审批，维持最近批准方案并转现场规程。</w:t>
+      </w:r>
+    </w:p>
+    <w:p>
+      <w:pPr>
+        <w:pStyle w:val="ListNumber"/>
+        <w:numPr>
+          <w:ilvl w:val="0"/>
+          <w:numId w:val="10"/>
+        </w:numPr>
+      </w:pPr>
+      <w:r>
+        <w:rPr>
+          <w:rFonts w:ascii="Calibri" w:hAnsi="Calibri" w:eastAsia="Microsoft YaHei"/>
+        </w:rPr>
+        <w:t>动作单接令：审批通过后向合成主操、硝酸主操、罐区/调度和公辅调度分别派发任务，四岗位全部接令后才开放执行跟踪。</w:t>
+      </w:r>
+    </w:p>
+    <w:p>
+      <w:pPr>
+        <w:pStyle w:val="ListNumber"/>
+        <w:numPr>
+          <w:ilvl w:val="0"/>
+          <w:numId w:val="10"/>
+        </w:numPr>
+      </w:pPr>
+      <w:r>
+        <w:rPr>
+          <w:rFonts w:ascii="Calibri" w:hAnsi="Calibri" w:eastAsia="Microsoft YaHei"/>
+        </w:rPr>
+        <w:t>执行监督：接令不等于实际执行；实际负荷、库存和能耗只从Historian或企业认可的只读事实源回传，无回传时保持为空。</w:t>
       </w:r>
     </w:p>
     <w:p>
@@ -1403,7 +1433,374 @@
         <w:pStyle w:val="Heading2"/>
       </w:pPr>
       <w:r>
-        <w:t>4（一）特殊停机取舍的飞书闭环</w:t>
+        <w:t>4（一）条件驱动处置</w:t>
+      </w:r>
+    </w:p>
+    <w:tbl>
+      <w:tblPr>
+        <w:tblStyle w:val="TableGrid"/>
+        <w:tblW w:type="auto" w:w="0"/>
+        <w:jc w:val="center"/>
+        <w:tblLayout w:type="fixed"/>
+        <w:tblLook w:firstColumn="1" w:firstRow="1" w:lastColumn="0" w:lastRow="0" w:noHBand="0" w:noVBand="1" w:val="04A0"/>
+      </w:tblPr>
+      <w:tblGrid>
+        <w:gridCol w:w="2441"/>
+        <w:gridCol w:w="2441"/>
+        <w:gridCol w:w="2441"/>
+        <w:gridCol w:w="2441"/>
+      </w:tblGrid>
+      <w:tr>
+        <w:tc>
+          <w:tcPr>
+            <w:tcW w:type="dxa" w:w="1440"/>
+            <w:shd w:fill="EAF2F8"/>
+            <w:tcMar>
+              <w:top w:w="90" w:type="dxa"/>
+              <w:start w:w="120" w:type="dxa"/>
+              <w:bottom w:w="90" w:type="dxa"/>
+              <w:end w:w="120" w:type="dxa"/>
+            </w:tcMar>
+          </w:tcPr>
+          <w:p>
+            <w:r>
+              <w:rPr>
+                <w:rFonts w:ascii="Calibri" w:hAnsi="Calibri" w:eastAsia="Microsoft YaHei"/>
+                <w:b/>
+              </w:rPr>
+              <w:t>处置</w:t>
+            </w:r>
+          </w:p>
+        </w:tc>
+        <w:tc>
+          <w:tcPr>
+            <w:tcW w:type="dxa" w:w="3528"/>
+            <w:shd w:fill="EAF2F8"/>
+            <w:tcMar>
+              <w:top w:w="90" w:type="dxa"/>
+              <w:start w:w="120" w:type="dxa"/>
+              <w:bottom w:w="90" w:type="dxa"/>
+              <w:end w:w="120" w:type="dxa"/>
+            </w:tcMar>
+          </w:tcPr>
+          <w:p>
+            <w:r>
+              <w:rPr>
+                <w:rFonts w:ascii="Calibri" w:hAnsi="Calibri" w:eastAsia="Microsoft YaHei"/>
+                <w:b/>
+              </w:rPr>
+              <w:t>明确条件</w:t>
+            </w:r>
+          </w:p>
+        </w:tc>
+        <w:tc>
+          <w:tcPr>
+            <w:tcW w:type="dxa" w:w="3096"/>
+            <w:shd w:fill="EAF2F8"/>
+            <w:tcMar>
+              <w:top w:w="90" w:type="dxa"/>
+              <w:start w:w="120" w:type="dxa"/>
+              <w:bottom w:w="90" w:type="dxa"/>
+              <w:end w:w="120" w:type="dxa"/>
+            </w:tcMar>
+          </w:tcPr>
+          <w:p>
+            <w:r>
+              <w:rPr>
+                <w:rFonts w:ascii="Calibri" w:hAnsi="Calibri" w:eastAsia="Microsoft YaHei"/>
+                <w:b/>
+              </w:rPr>
+              <w:t>系统动作</w:t>
+            </w:r>
+          </w:p>
+        </w:tc>
+        <w:tc>
+          <w:tcPr>
+            <w:tcW w:type="dxa" w:w="1152"/>
+            <w:shd w:fill="EAF2F8"/>
+            <w:tcMar>
+              <w:top w:w="90" w:type="dxa"/>
+              <w:start w:w="120" w:type="dxa"/>
+              <w:bottom w:w="90" w:type="dxa"/>
+              <w:end w:w="120" w:type="dxa"/>
+            </w:tcMar>
+          </w:tcPr>
+          <w:p>
+            <w:r>
+              <w:rPr>
+                <w:rFonts w:ascii="Calibri" w:hAnsi="Calibri" w:eastAsia="Microsoft YaHei"/>
+                <w:b/>
+              </w:rPr>
+              <w:t>责任岗位</w:t>
+            </w:r>
+          </w:p>
+        </w:tc>
+      </w:tr>
+      <w:tr>
+        <w:tc>
+          <w:tcPr>
+            <w:tcW w:type="dxa" w:w="1440"/>
+            <w:vAlign w:val="center"/>
+            <w:tcMar>
+              <w:top w:w="90" w:type="dxa"/>
+              <w:start w:w="120" w:type="dxa"/>
+              <w:bottom w:w="90" w:type="dxa"/>
+              <w:end w:w="120" w:type="dxa"/>
+            </w:tcMar>
+          </w:tcPr>
+          <w:p>
+            <w:r>
+              <w:rPr>
+                <w:rFonts w:ascii="Calibri" w:hAnsi="Calibri" w:eastAsia="Microsoft YaHei"/>
+                <w:sz w:val="18"/>
+              </w:rPr>
+              <w:t>一般提示</w:t>
+            </w:r>
+          </w:p>
+        </w:tc>
+        <w:tc>
+          <w:tcPr>
+            <w:tcW w:type="dxa" w:w="3528"/>
+            <w:vAlign w:val="center"/>
+            <w:tcMar>
+              <w:top w:w="90" w:type="dxa"/>
+              <w:start w:w="120" w:type="dxa"/>
+              <w:bottom w:w="90" w:type="dxa"/>
+              <w:end w:w="120" w:type="dxa"/>
+            </w:tcMar>
+          </w:tcPr>
+          <w:p>
+            <w:r>
+              <w:rPr>
+                <w:rFonts w:ascii="Calibri" w:hAnsi="Calibri" w:eastAsia="Microsoft YaHei"/>
+                <w:sz w:val="18"/>
+              </w:rPr>
+              <w:t>数据有效，且未命中专业会签条件或演练停算线</w:t>
+            </w:r>
+          </w:p>
+        </w:tc>
+        <w:tc>
+          <w:tcPr>
+            <w:tcW w:type="dxa" w:w="3096"/>
+            <w:vAlign w:val="center"/>
+            <w:tcMar>
+              <w:top w:w="90" w:type="dxa"/>
+              <w:start w:w="120" w:type="dxa"/>
+              <w:bottom w:w="90" w:type="dxa"/>
+              <w:end w:w="120" w:type="dxa"/>
+            </w:tcMar>
+          </w:tcPr>
+          <w:p>
+            <w:r>
+              <w:rPr>
+                <w:rFonts w:ascii="Calibri" w:hAnsi="Calibri" w:eastAsia="Microsoft YaHei"/>
+                <w:sz w:val="18"/>
+              </w:rPr>
+              <w:t>显示具体偏差、持续时间和核对事项；不自动创建审批</w:t>
+            </w:r>
+          </w:p>
+        </w:tc>
+        <w:tc>
+          <w:tcPr>
+            <w:tcW w:type="dxa" w:w="1152"/>
+            <w:vAlign w:val="center"/>
+            <w:tcMar>
+              <w:top w:w="90" w:type="dxa"/>
+              <w:start w:w="120" w:type="dxa"/>
+              <w:bottom w:w="90" w:type="dxa"/>
+              <w:end w:w="120" w:type="dxa"/>
+            </w:tcMar>
+          </w:tcPr>
+          <w:p>
+            <w:r>
+              <w:rPr>
+                <w:rFonts w:ascii="Calibri" w:hAnsi="Calibri" w:eastAsia="Microsoft YaHei"/>
+                <w:sz w:val="18"/>
+              </w:rPr>
+              <w:t>调度员</w:t>
+            </w:r>
+          </w:p>
+        </w:tc>
+      </w:tr>
+      <w:tr>
+        <w:tc>
+          <w:tcPr>
+            <w:tcW w:type="dxa" w:w="1440"/>
+            <w:vAlign w:val="center"/>
+            <w:tcMar>
+              <w:top w:w="90" w:type="dxa"/>
+              <w:start w:w="120" w:type="dxa"/>
+              <w:bottom w:w="90" w:type="dxa"/>
+              <w:end w:w="120" w:type="dxa"/>
+            </w:tcMar>
+          </w:tcPr>
+          <w:p>
+            <w:r>
+              <w:rPr>
+                <w:rFonts w:ascii="Calibri" w:hAnsi="Calibri" w:eastAsia="Microsoft YaHei"/>
+                <w:sz w:val="18"/>
+              </w:rPr>
+              <w:t>相关专业会签</w:t>
+            </w:r>
+          </w:p>
+        </w:tc>
+        <w:tc>
+          <w:tcPr>
+            <w:tcW w:type="dxa" w:w="3528"/>
+            <w:vAlign w:val="center"/>
+            <w:tcMar>
+              <w:top w:w="90" w:type="dxa"/>
+              <w:start w:w="120" w:type="dxa"/>
+              <w:bottom w:w="90" w:type="dxa"/>
+              <w:end w:w="120" w:type="dxa"/>
+            </w:tcMar>
+          </w:tcPr>
+          <w:p>
+            <w:r>
+              <w:rPr>
+                <w:rFonts w:ascii="Calibri" w:hAnsi="Calibri" w:eastAsia="Microsoft YaHei"/>
+                <w:sz w:val="18"/>
+              </w:rPr>
+              <w:t>设备趋势达到specialist_review条件，公辅余量异常或失效，库存接近确认边界，或其他已登记条件成立</w:t>
+            </w:r>
+          </w:p>
+        </w:tc>
+        <w:tc>
+          <w:tcPr>
+            <w:tcW w:type="dxa" w:w="3096"/>
+            <w:vAlign w:val="center"/>
+            <w:tcMar>
+              <w:top w:w="90" w:type="dxa"/>
+              <w:start w:w="120" w:type="dxa"/>
+              <w:bottom w:w="90" w:type="dxa"/>
+              <w:end w:w="120" w:type="dxa"/>
+            </w:tcMar>
+          </w:tcPr>
+          <w:p>
+            <w:r>
+              <w:rPr>
+                <w:rFonts w:ascii="Calibri" w:hAnsi="Calibri" w:eastAsia="Microsoft YaHei"/>
+                <w:sz w:val="18"/>
+              </w:rPr>
+              <w:t>显示触发字段、时间窗、质量状态和规则版本，通知对应专业</w:t>
+            </w:r>
+          </w:p>
+        </w:tc>
+        <w:tc>
+          <w:tcPr>
+            <w:tcW w:type="dxa" w:w="1152"/>
+            <w:vAlign w:val="center"/>
+            <w:tcMar>
+              <w:top w:w="90" w:type="dxa"/>
+              <w:start w:w="120" w:type="dxa"/>
+              <w:bottom w:w="90" w:type="dxa"/>
+              <w:end w:w="120" w:type="dxa"/>
+            </w:tcMar>
+          </w:tcPr>
+          <w:p>
+            <w:r>
+              <w:rPr>
+                <w:rFonts w:ascii="Calibri" w:hAnsi="Calibri" w:eastAsia="Microsoft YaHei"/>
+                <w:sz w:val="18"/>
+              </w:rPr>
+              <w:t>设备、公辅、罐区或工艺专业</w:t>
+            </w:r>
+          </w:p>
+        </w:tc>
+      </w:tr>
+      <w:tr>
+        <w:tc>
+          <w:tcPr>
+            <w:tcW w:type="dxa" w:w="1440"/>
+            <w:vAlign w:val="center"/>
+            <w:tcMar>
+              <w:top w:w="90" w:type="dxa"/>
+              <w:start w:w="120" w:type="dxa"/>
+              <w:bottom w:w="90" w:type="dxa"/>
+              <w:end w:w="120" w:type="dxa"/>
+            </w:tcMar>
+          </w:tcPr>
+          <w:p>
+            <w:r>
+              <w:rPr>
+                <w:rFonts w:ascii="Calibri" w:hAnsi="Calibri" w:eastAsia="Microsoft YaHei"/>
+                <w:sz w:val="18"/>
+              </w:rPr>
+              <w:t>演练停算线</w:t>
+            </w:r>
+          </w:p>
+        </w:tc>
+        <w:tc>
+          <w:tcPr>
+            <w:tcW w:type="dxa" w:w="3528"/>
+            <w:vAlign w:val="center"/>
+            <w:tcMar>
+              <w:top w:w="90" w:type="dxa"/>
+              <w:start w:w="120" w:type="dxa"/>
+              <w:bottom w:w="90" w:type="dxa"/>
+              <w:end w:w="120" w:type="dxa"/>
+            </w:tcMar>
+          </w:tcPr>
+          <w:p>
+            <w:r>
+              <w:rPr>
+                <w:rFonts w:ascii="Calibri" w:hAnsi="Calibri" w:eastAsia="Microsoft YaHei"/>
+                <w:sz w:val="18"/>
+              </w:rPr>
+              <w:t>趋势回放标记stop_new_recommendation_demo，或接口矩阵登记的停算条件成立</w:t>
+            </w:r>
+          </w:p>
+        </w:tc>
+        <w:tc>
+          <w:tcPr>
+            <w:tcW w:type="dxa" w:w="3096"/>
+            <w:vAlign w:val="center"/>
+            <w:tcMar>
+              <w:top w:w="90" w:type="dxa"/>
+              <w:start w:w="120" w:type="dxa"/>
+              <w:bottom w:w="90" w:type="dxa"/>
+              <w:end w:w="120" w:type="dxa"/>
+            </w:tcMar>
+          </w:tcPr>
+          <w:p>
+            <w:r>
+              <w:rPr>
+                <w:rFonts w:ascii="Calibri" w:hAnsi="Calibri" w:eastAsia="Microsoft YaHei"/>
+                <w:sz w:val="18"/>
+              </w:rPr>
+              <w:t>停止新目标、经济排序、动作单和审批；维持最近批准方案并转现场规程</w:t>
+            </w:r>
+          </w:p>
+        </w:tc>
+        <w:tc>
+          <w:tcPr>
+            <w:tcW w:type="dxa" w:w="1152"/>
+            <w:vAlign w:val="center"/>
+            <w:tcMar>
+              <w:top w:w="90" w:type="dxa"/>
+              <w:start w:w="120" w:type="dxa"/>
+              <w:bottom w:w="90" w:type="dxa"/>
+              <w:end w:w="120" w:type="dxa"/>
+            </w:tcMar>
+          </w:tcPr>
+          <w:p>
+            <w:r>
+              <w:rPr>
+                <w:rFonts w:ascii="Calibri" w:hAnsi="Calibri" w:eastAsia="Microsoft YaHei"/>
+                <w:sz w:val="18"/>
+              </w:rPr>
+              <w:t>现场指挥链与对应专业</w:t>
+            </w:r>
+          </w:p>
+        </w:tc>
+      </w:tr>
+    </w:tbl>
+    <w:p>
+      <w:pPr>
+        <w:pStyle w:val="Heading2"/>
+      </w:pPr>
+      <w:r>
+        <w:t>4（二）特殊停机取舍的飞书闭环</w:t>
       </w:r>
     </w:p>
     <w:p>
@@ -1412,6 +1809,475 @@
           <w:rFonts w:ascii="Calibri" w:hAnsi="Calibri" w:eastAsia="Microsoft YaHei"/>
         </w:rPr>
         <w:t>当流程确实无法维持连续时，调控师不直接下达停机指令，而是生成取舍卡片：比较空分、合成气轮机驱动系统与下游装置停运的安全影响、重启时间、废料损失和主流程影响。企业口述案例只作候选提示，卡片必须由班长、调度主管和相关专业会签，执行结果进入Base复盘库后仍需专家审核才能成为规则。</w:t>
+      </w:r>
+    </w:p>
+    <w:p>
+      <w:pPr>
+        <w:pStyle w:val="Heading2"/>
+      </w:pPr>
+      <w:r>
+        <w:t>4（三）跨装置调度动作单</w:t>
+      </w:r>
+    </w:p>
+    <w:p>
+      <w:r>
+        <w:rPr>
+          <w:rFonts w:ascii="Calibri" w:hAnsi="Calibri" w:eastAsia="Microsoft YaHei"/>
+        </w:rPr>
+        <w:t>审批通过后生成跨装置调度动作单，由合成主操、硝酸主操、罐区/调度和公辅调度分别接令。四个岗位全部接令后才可进入执行跟踪；接令只表示收到有效方案并确认责任，不表示现场已经执行。</w:t>
+      </w:r>
+    </w:p>
+    <w:tbl>
+      <w:tblPr>
+        <w:tblStyle w:val="TableGrid"/>
+        <w:tblW w:type="auto" w:w="0"/>
+        <w:jc w:val="center"/>
+        <w:tblLayout w:type="fixed"/>
+        <w:tblLook w:firstColumn="1" w:firstRow="1" w:lastColumn="0" w:lastRow="0" w:noHBand="0" w:noVBand="1" w:val="04A0"/>
+      </w:tblPr>
+      <w:tblGrid>
+        <w:gridCol w:w="2441"/>
+        <w:gridCol w:w="2441"/>
+        <w:gridCol w:w="2441"/>
+        <w:gridCol w:w="2441"/>
+      </w:tblGrid>
+      <w:tr>
+        <w:tc>
+          <w:tcPr>
+            <w:tcW w:type="dxa" w:w="1440"/>
+            <w:shd w:fill="EAF2F8"/>
+            <w:tcMar>
+              <w:top w:w="90" w:type="dxa"/>
+              <w:start w:w="120" w:type="dxa"/>
+              <w:bottom w:w="90" w:type="dxa"/>
+              <w:end w:w="120" w:type="dxa"/>
+            </w:tcMar>
+          </w:tcPr>
+          <w:p>
+            <w:r>
+              <w:rPr>
+                <w:rFonts w:ascii="Calibri" w:hAnsi="Calibri" w:eastAsia="Microsoft YaHei"/>
+                <w:b/>
+              </w:rPr>
+              <w:t>接令岗位</w:t>
+            </w:r>
+          </w:p>
+        </w:tc>
+        <w:tc>
+          <w:tcPr>
+            <w:tcW w:type="dxa" w:w="3024"/>
+            <w:shd w:fill="EAF2F8"/>
+            <w:tcMar>
+              <w:top w:w="90" w:type="dxa"/>
+              <w:start w:w="120" w:type="dxa"/>
+              <w:bottom w:w="90" w:type="dxa"/>
+              <w:end w:w="120" w:type="dxa"/>
+            </w:tcMar>
+          </w:tcPr>
+          <w:p>
+            <w:r>
+              <w:rPr>
+                <w:rFonts w:ascii="Calibri" w:hAnsi="Calibri" w:eastAsia="Microsoft YaHei"/>
+                <w:b/>
+              </w:rPr>
+              <w:t>接令时核对</w:t>
+            </w:r>
+          </w:p>
+        </w:tc>
+        <w:tc>
+          <w:tcPr>
+            <w:tcW w:type="dxa" w:w="3096"/>
+            <w:shd w:fill="EAF2F8"/>
+            <w:tcMar>
+              <w:top w:w="90" w:type="dxa"/>
+              <w:start w:w="120" w:type="dxa"/>
+              <w:bottom w:w="90" w:type="dxa"/>
+              <w:end w:w="120" w:type="dxa"/>
+            </w:tcMar>
+          </w:tcPr>
+          <w:p>
+            <w:r>
+              <w:rPr>
+                <w:rFonts w:ascii="Calibri" w:hAnsi="Calibri" w:eastAsia="Microsoft YaHei"/>
+                <w:b/>
+              </w:rPr>
+              <w:t>接令后的责任</w:t>
+            </w:r>
+          </w:p>
+        </w:tc>
+        <w:tc>
+          <w:tcPr>
+            <w:tcW w:type="dxa" w:w="1656"/>
+            <w:shd w:fill="EAF2F8"/>
+            <w:tcMar>
+              <w:top w:w="90" w:type="dxa"/>
+              <w:start w:w="120" w:type="dxa"/>
+              <w:bottom w:w="90" w:type="dxa"/>
+              <w:end w:w="120" w:type="dxa"/>
+            </w:tcMar>
+          </w:tcPr>
+          <w:p>
+            <w:r>
+              <w:rPr>
+                <w:rFonts w:ascii="Calibri" w:hAnsi="Calibri" w:eastAsia="Microsoft YaHei"/>
+                <w:b/>
+              </w:rPr>
+              <w:t>退回处理</w:t>
+            </w:r>
+          </w:p>
+        </w:tc>
+      </w:tr>
+      <w:tr>
+        <w:tc>
+          <w:tcPr>
+            <w:tcW w:type="dxa" w:w="1440"/>
+            <w:vAlign w:val="center"/>
+            <w:tcMar>
+              <w:top w:w="90" w:type="dxa"/>
+              <w:start w:w="120" w:type="dxa"/>
+              <w:bottom w:w="90" w:type="dxa"/>
+              <w:end w:w="120" w:type="dxa"/>
+            </w:tcMar>
+          </w:tcPr>
+          <w:p>
+            <w:r>
+              <w:rPr>
+                <w:rFonts w:ascii="Calibri" w:hAnsi="Calibri" w:eastAsia="Microsoft YaHei"/>
+                <w:sz w:val="18"/>
+              </w:rPr>
+              <w:t>合成主操</w:t>
+            </w:r>
+          </w:p>
+        </w:tc>
+        <w:tc>
+          <w:tcPr>
+            <w:tcW w:type="dxa" w:w="3024"/>
+            <w:vAlign w:val="center"/>
+            <w:tcMar>
+              <w:top w:w="90" w:type="dxa"/>
+              <w:start w:w="120" w:type="dxa"/>
+              <w:bottom w:w="90" w:type="dxa"/>
+              <w:end w:w="120" w:type="dxa"/>
+            </w:tcMar>
+          </w:tcPr>
+          <w:p>
+            <w:r>
+              <w:rPr>
+                <w:rFonts w:ascii="Calibri" w:hAnsi="Calibri" w:eastAsia="Microsoft YaHei"/>
+                <w:sz w:val="18"/>
+              </w:rPr>
+              <w:t>目标负荷、升降负荷节奏、保持条件和撤销条件</w:t>
+            </w:r>
+          </w:p>
+        </w:tc>
+        <w:tc>
+          <w:tcPr>
+            <w:tcW w:type="dxa" w:w="3096"/>
+            <w:vAlign w:val="center"/>
+            <w:tcMar>
+              <w:top w:w="90" w:type="dxa"/>
+              <w:start w:w="120" w:type="dxa"/>
+              <w:bottom w:w="90" w:type="dxa"/>
+              <w:end w:w="120" w:type="dxa"/>
+            </w:tcMar>
+          </w:tcPr>
+          <w:p>
+            <w:r>
+              <w:rPr>
+                <w:rFonts w:ascii="Calibri" w:hAnsi="Calibri" w:eastAsia="Microsoft YaHei"/>
+                <w:sz w:val="18"/>
+              </w:rPr>
+              <w:t>确认收到有效版本，按现行操作票组织执行</w:t>
+            </w:r>
+          </w:p>
+        </w:tc>
+        <w:tc>
+          <w:tcPr>
+            <w:tcW w:type="dxa" w:w="1656"/>
+            <w:vAlign w:val="center"/>
+            <w:tcMar>
+              <w:top w:w="90" w:type="dxa"/>
+              <w:start w:w="120" w:type="dxa"/>
+              <w:bottom w:w="90" w:type="dxa"/>
+              <w:end w:w="120" w:type="dxa"/>
+            </w:tcMar>
+          </w:tcPr>
+          <w:p>
+            <w:r>
+              <w:rPr>
+                <w:rFonts w:ascii="Calibri" w:hAnsi="Calibri" w:eastAsia="Microsoft YaHei"/>
+                <w:sz w:val="18"/>
+              </w:rPr>
+              <w:t>保留原计划并反馈不可执行原因</w:t>
+            </w:r>
+          </w:p>
+        </w:tc>
+      </w:tr>
+      <w:tr>
+        <w:tc>
+          <w:tcPr>
+            <w:tcW w:type="dxa" w:w="1440"/>
+            <w:vAlign w:val="center"/>
+            <w:tcMar>
+              <w:top w:w="90" w:type="dxa"/>
+              <w:start w:w="120" w:type="dxa"/>
+              <w:bottom w:w="90" w:type="dxa"/>
+              <w:end w:w="120" w:type="dxa"/>
+            </w:tcMar>
+          </w:tcPr>
+          <w:p>
+            <w:r>
+              <w:rPr>
+                <w:rFonts w:ascii="Calibri" w:hAnsi="Calibri" w:eastAsia="Microsoft YaHei"/>
+                <w:sz w:val="18"/>
+              </w:rPr>
+              <w:t>硝酸主操</w:t>
+            </w:r>
+          </w:p>
+        </w:tc>
+        <w:tc>
+          <w:tcPr>
+            <w:tcW w:type="dxa" w:w="3024"/>
+            <w:vAlign w:val="center"/>
+            <w:tcMar>
+              <w:top w:w="90" w:type="dxa"/>
+              <w:start w:w="120" w:type="dxa"/>
+              <w:bottom w:w="90" w:type="dxa"/>
+              <w:end w:w="120" w:type="dxa"/>
+            </w:tcMar>
+          </w:tcPr>
+          <w:p>
+            <w:r>
+              <w:rPr>
+                <w:rFonts w:ascii="Calibri" w:hAnsi="Calibri" w:eastAsia="Microsoft YaHei"/>
+                <w:sz w:val="18"/>
+              </w:rPr>
+              <w:t>下游目标负荷、耗氨窗口、缓冲能力和恢复条件</w:t>
+            </w:r>
+          </w:p>
+        </w:tc>
+        <w:tc>
+          <w:tcPr>
+            <w:tcW w:type="dxa" w:w="3096"/>
+            <w:vAlign w:val="center"/>
+            <w:tcMar>
+              <w:top w:w="90" w:type="dxa"/>
+              <w:start w:w="120" w:type="dxa"/>
+              <w:bottom w:w="90" w:type="dxa"/>
+              <w:end w:w="120" w:type="dxa"/>
+            </w:tcMar>
+          </w:tcPr>
+          <w:p>
+            <w:r>
+              <w:rPr>
+                <w:rFonts w:ascii="Calibri" w:hAnsi="Calibri" w:eastAsia="Microsoft YaHei"/>
+                <w:sz w:val="18"/>
+              </w:rPr>
+              <w:t>确认下游承接节奏与现场条件</w:t>
+            </w:r>
+          </w:p>
+        </w:tc>
+        <w:tc>
+          <w:tcPr>
+            <w:tcW w:type="dxa" w:w="1656"/>
+            <w:vAlign w:val="center"/>
+            <w:tcMar>
+              <w:top w:w="90" w:type="dxa"/>
+              <w:start w:w="120" w:type="dxa"/>
+              <w:bottom w:w="90" w:type="dxa"/>
+              <w:end w:w="120" w:type="dxa"/>
+            </w:tcMar>
+          </w:tcPr>
+          <w:p>
+            <w:r>
+              <w:rPr>
+                <w:rFonts w:ascii="Calibri" w:hAnsi="Calibri" w:eastAsia="Microsoft YaHei"/>
+                <w:sz w:val="18"/>
+              </w:rPr>
+              <w:t>退回调度重算液氨去向与负荷方案</w:t>
+            </w:r>
+          </w:p>
+        </w:tc>
+      </w:tr>
+      <w:tr>
+        <w:tc>
+          <w:tcPr>
+            <w:tcW w:type="dxa" w:w="1440"/>
+            <w:vAlign w:val="center"/>
+            <w:tcMar>
+              <w:top w:w="90" w:type="dxa"/>
+              <w:start w:w="120" w:type="dxa"/>
+              <w:bottom w:w="90" w:type="dxa"/>
+              <w:end w:w="120" w:type="dxa"/>
+            </w:tcMar>
+          </w:tcPr>
+          <w:p>
+            <w:r>
+              <w:rPr>
+                <w:rFonts w:ascii="Calibri" w:hAnsi="Calibri" w:eastAsia="Microsoft YaHei"/>
+                <w:sz w:val="18"/>
+              </w:rPr>
+              <w:t>罐区/调度</w:t>
+            </w:r>
+          </w:p>
+        </w:tc>
+        <w:tc>
+          <w:tcPr>
+            <w:tcW w:type="dxa" w:w="3024"/>
+            <w:vAlign w:val="center"/>
+            <w:tcMar>
+              <w:top w:w="90" w:type="dxa"/>
+              <w:start w:w="120" w:type="dxa"/>
+              <w:bottom w:w="90" w:type="dxa"/>
+              <w:end w:w="120" w:type="dxa"/>
+            </w:tcMar>
+          </w:tcPr>
+          <w:p>
+            <w:r>
+              <w:rPr>
+                <w:rFonts w:ascii="Calibri" w:hAnsi="Calibri" w:eastAsia="Microsoft YaHei"/>
+                <w:sz w:val="18"/>
+              </w:rPr>
+              <w:t>液氨库存、收发安排、安全库存和物流窗口</w:t>
+            </w:r>
+          </w:p>
+        </w:tc>
+        <w:tc>
+          <w:tcPr>
+            <w:tcW w:type="dxa" w:w="3096"/>
+            <w:vAlign w:val="center"/>
+            <w:tcMar>
+              <w:top w:w="90" w:type="dxa"/>
+              <w:start w:w="120" w:type="dxa"/>
+              <w:bottom w:w="90" w:type="dxa"/>
+              <w:end w:w="120" w:type="dxa"/>
+            </w:tcMar>
+          </w:tcPr>
+          <w:p>
+            <w:r>
+              <w:rPr>
+                <w:rFonts w:ascii="Calibri" w:hAnsi="Calibri" w:eastAsia="Microsoft YaHei"/>
+                <w:sz w:val="18"/>
+              </w:rPr>
+              <w:t>确认库存与收发计划能够支撑动作单</w:t>
+            </w:r>
+          </w:p>
+        </w:tc>
+        <w:tc>
+          <w:tcPr>
+            <w:tcW w:type="dxa" w:w="1656"/>
+            <w:vAlign w:val="center"/>
+            <w:tcMar>
+              <w:top w:w="90" w:type="dxa"/>
+              <w:start w:w="120" w:type="dxa"/>
+              <w:bottom w:w="90" w:type="dxa"/>
+              <w:end w:w="120" w:type="dxa"/>
+            </w:tcMar>
+          </w:tcPr>
+          <w:p>
+            <w:r>
+              <w:rPr>
+                <w:rFonts w:ascii="Calibri" w:hAnsi="Calibri" w:eastAsia="Microsoft YaHei"/>
+                <w:sz w:val="18"/>
+              </w:rPr>
+              <w:t>标记冲突并冻结执行跟踪入口</w:t>
+            </w:r>
+          </w:p>
+        </w:tc>
+      </w:tr>
+      <w:tr>
+        <w:tc>
+          <w:tcPr>
+            <w:tcW w:type="dxa" w:w="1440"/>
+            <w:vAlign w:val="center"/>
+            <w:tcMar>
+              <w:top w:w="90" w:type="dxa"/>
+              <w:start w:w="120" w:type="dxa"/>
+              <w:bottom w:w="90" w:type="dxa"/>
+              <w:end w:w="120" w:type="dxa"/>
+            </w:tcMar>
+          </w:tcPr>
+          <w:p>
+            <w:r>
+              <w:rPr>
+                <w:rFonts w:ascii="Calibri" w:hAnsi="Calibri" w:eastAsia="Microsoft YaHei"/>
+                <w:sz w:val="18"/>
+              </w:rPr>
+              <w:t>公辅调度</w:t>
+            </w:r>
+          </w:p>
+        </w:tc>
+        <w:tc>
+          <w:tcPr>
+            <w:tcW w:type="dxa" w:w="3024"/>
+            <w:vAlign w:val="center"/>
+            <w:tcMar>
+              <w:top w:w="90" w:type="dxa"/>
+              <w:start w:w="120" w:type="dxa"/>
+              <w:bottom w:w="90" w:type="dxa"/>
+              <w:end w:w="120" w:type="dxa"/>
+            </w:tcMar>
+          </w:tcPr>
+          <w:p>
+            <w:r>
+              <w:rPr>
+                <w:rFonts w:ascii="Calibri" w:hAnsi="Calibri" w:eastAsia="Microsoft YaHei"/>
+                <w:sz w:val="18"/>
+              </w:rPr>
+              <w:t>蒸汽、电力、空分、循环水等余量和时间窗口</w:t>
+            </w:r>
+          </w:p>
+        </w:tc>
+        <w:tc>
+          <w:tcPr>
+            <w:tcW w:type="dxa" w:w="3096"/>
+            <w:vAlign w:val="center"/>
+            <w:tcMar>
+              <w:top w:w="90" w:type="dxa"/>
+              <w:start w:w="120" w:type="dxa"/>
+              <w:bottom w:w="90" w:type="dxa"/>
+              <w:end w:w="120" w:type="dxa"/>
+            </w:tcMar>
+          </w:tcPr>
+          <w:p>
+            <w:r>
+              <w:rPr>
+                <w:rFonts w:ascii="Calibri" w:hAnsi="Calibri" w:eastAsia="Microsoft YaHei"/>
+                <w:sz w:val="18"/>
+              </w:rPr>
+              <w:t>确认公辅条件满足动作单要求</w:t>
+            </w:r>
+          </w:p>
+        </w:tc>
+        <w:tc>
+          <w:tcPr>
+            <w:tcW w:type="dxa" w:w="1656"/>
+            <w:vAlign w:val="center"/>
+            <w:tcMar>
+              <w:top w:w="90" w:type="dxa"/>
+              <w:start w:w="120" w:type="dxa"/>
+              <w:bottom w:w="90" w:type="dxa"/>
+              <w:end w:w="120" w:type="dxa"/>
+            </w:tcMar>
+          </w:tcPr>
+          <w:p>
+            <w:r>
+              <w:rPr>
+                <w:rFonts w:ascii="Calibri" w:hAnsi="Calibri" w:eastAsia="Microsoft YaHei"/>
+                <w:sz w:val="18"/>
+              </w:rPr>
+              <w:t>返回受限时段和可用窗口，重新排程</w:t>
+            </w:r>
+          </w:p>
+        </w:tc>
+      </w:tr>
+    </w:tbl>
+    <w:p>
+      <w:r>
+        <w:rPr>
+          <w:rFonts w:ascii="Calibri" w:hAnsi="Calibri" w:eastAsia="Microsoft YaHei"/>
+        </w:rPr>
+        <w:t>动作单以班次编号、方案版本和岗位标识唯一记录接令人、接令时间、回复、异常和有效期。审批状态机与动作单门禁为原型，Task v2普通任务写入已验证；自动拆单、岗位身份映射和事件汇总待授权。实际负荷、库存和能耗只接受Historian或企业认可的只读事实源回传，无回传时保持为空。</w:t>
       </w:r>
     </w:p>
     <w:p>
@@ -1430,7 +2296,7 @@
         <w:rPr>
           <w:rFonts w:ascii="Calibri" w:hAnsi="Calibri" w:eastAsia="Microsoft YaHei"/>
         </w:rPr>
-        <w:t>字段样例：data/feishu_dispatch_review_template.csv 保存班次、场景、目标负荷、风险等级、24小时相对外售分配贡献、采纳状态和复盘备注等字段。</w:t>
+        <w:t>字段样例：data/feishu_dispatch_review_template.csv 保存班次、场景、目标负荷、处置状态、触发字段、24小时相对外售分配贡献、采纳状态和复盘备注等字段。</w:t>
       </w:r>
     </w:p>
     <w:p>
@@ -1442,6 +2308,28 @@
           <w:rFonts w:ascii="Calibri" w:hAnsi="Calibri" w:eastAsia="Microsoft YaHei"/>
         </w:rPr>
         <w:t>接口契约：data/feishu_integration_contract.json 保存卡片、审批、飞书多维表格、智能问答与事件回传的字段和防重复处理设计。</w:t>
+      </w:r>
+    </w:p>
+    <w:p>
+      <w:pPr>
+        <w:pStyle w:val="ListBullet"/>
+      </w:pPr>
+      <w:r>
+        <w:rPr>
+          <w:rFonts w:ascii="Calibri" w:hAnsi="Calibri" w:eastAsia="Microsoft YaHei"/>
+        </w:rPr>
+        <w:t>趋势回放：data/compressor_trend_replay_sample.csv 验证观察、专业会签和演练停算流程，不作为企业设备阈值。</w:t>
+      </w:r>
+    </w:p>
+    <w:p>
+      <w:pPr>
+        <w:pStyle w:val="ListBullet"/>
+      </w:pPr>
+      <w:r>
+        <w:rPr>
+          <w:rFonts w:ascii="Calibri" w:hAnsi="Calibri" w:eastAsia="Microsoft YaHei"/>
+        </w:rPr>
+        <w:t>字段矩阵：data/interface_field_matrix.csv 记录接口方向、频率、时间基准、质量规则、责任专业和超时动作。</w:t>
       </w:r>
     </w:p>
     <w:p>
@@ -1515,7 +2403,7 @@
         <w:rPr>
           <w:rFonts w:ascii="Calibri" w:hAnsi="Calibri" w:eastAsia="Microsoft YaHei"/>
         </w:rPr>
-        <w:t>演示原型：互动卡片、负荷调整审批状态机和事件回传字段契约。</w:t>
+        <w:t>原型：互动卡片、负荷调整审批状态机、跨装置动作单门禁和事件回传字段契约。</w:t>
       </w:r>
     </w:p>
     <w:p>
@@ -1526,7 +2414,7 @@
         <w:rPr>
           <w:rFonts w:ascii="Calibri" w:hAnsi="Calibri" w:eastAsia="Microsoft YaHei"/>
         </w:rPr>
-        <w:t>待企业授权：目标群机器人范围、审批定义approval_code、Aily知识源、事件订阅、回调地址、密钥托管及企业系统接口。</w:t>
+        <w:t>待授权：目标群机器人范围、审批定义approval_code、四岗位身份映射、Aily知识源、事件订阅、回调地址、密钥托管及企业系统接口。</w:t>
       </w:r>
     </w:p>
     <w:p>
